--- a/site/src/.vuepress/public/examples/transcript.docx
+++ b/site/src/.vuepress/public/examples/transcript.docx
@@ -4,7 +4,7 @@
   <w:body>
     <w:tbl>
       <w:tblPr>
-        <w:tblW w:w="9638" w:type="dxa"/>
+        <w:tblW w:w="10080" w:type="dxa"/>
         <w:tblBorders>
           <w:top w:val="none" w:sz="0" w:space="0" w:color="auto"/>
           <w:left w:val="none" w:sz="0" w:space="0" w:color="auto"/>
@@ -22,7 +22,7 @@
         </w:tblCellMar>
       </w:tblPr>
       <w:tblGrid>
-        <w:gridCol w:w="9638"/>
+        <w:gridCol w:w="10080"/>
       </w:tblGrid>
       <w:tr>
         <w:trPr>
@@ -30,7 +30,7 @@
         </w:trPr>
         <w:tc>
           <w:tcPr>
-            <w:tcW w:w="9638" w:type="dxa"/>
+            <w:tcW w:w="10080" w:type="dxa"/>
             <w:shd w:val="clear" w:color="auto" w:fill="f8fafc"/>
             <w:tcMar>
               <w:top w:w="240" w:type="dxa"/>
@@ -85,7 +85,7 @@
           </w:p>
           <w:tbl>
             <w:tblPr>
-              <w:tblW w:w="9158" w:type="dxa"/>
+              <w:tblW w:w="9600" w:type="dxa"/>
               <w:tblBorders>
                 <w:top w:val="none" w:sz="0" w:space="0" w:color="auto"/>
                 <w:left w:val="none" w:sz="0" w:space="0" w:color="auto"/>
@@ -103,18 +103,18 @@
               </w:tblCellMar>
             </w:tblPr>
             <w:tblGrid>
-              <w:gridCol w:w="2139"/>
+              <w:gridCol w:w="2249"/>
               <w:gridCol w:w="160"/>
-              <w:gridCol w:w="2035"/>
+              <w:gridCol w:w="2146"/>
               <w:gridCol w:w="160"/>
-              <w:gridCol w:w="2286"/>
+              <w:gridCol w:w="2397"/>
               <w:gridCol w:w="160"/>
-              <w:gridCol w:w="2218"/>
+              <w:gridCol w:w="2328"/>
             </w:tblGrid>
             <w:tr>
               <w:tc>
                 <w:tcPr>
-                  <w:tcW w:w="2139" w:type="dxa"/>
+                  <w:tcW w:w="2249" w:type="dxa"/>
                 </w:tcPr>
                 <w:p>
                   <w:pPr>
@@ -170,7 +170,7 @@
               </w:tc>
               <w:tc>
                 <w:tcPr>
-                  <w:tcW w:w="2035" w:type="dxa"/>
+                  <w:tcW w:w="2146" w:type="dxa"/>
                 </w:tcPr>
                 <w:p>
                   <w:pPr>
@@ -226,7 +226,7 @@
               </w:tc>
               <w:tc>
                 <w:tcPr>
-                  <w:tcW w:w="2286" w:type="dxa"/>
+                  <w:tcW w:w="2397" w:type="dxa"/>
                 </w:tcPr>
                 <w:p>
                   <w:pPr>
@@ -282,7 +282,7 @@
               </w:tc>
               <w:tc>
                 <w:tcPr>
-                  <w:tcW w:w="2218" w:type="dxa"/>
+                  <w:tcW w:w="2328" w:type="dxa"/>
                 </w:tcPr>
                 <w:p>
                   <w:pPr>
@@ -369,7 +369,7 @@
     </w:p>
     <w:tbl>
       <w:tblPr>
-        <w:tblW w:w="9638" w:type="dxa"/>
+        <w:tblW w:w="10080" w:type="dxa"/>
         <w:tblBorders>
           <w:top w:val="none" w:sz="0" w:space="0" w:color="auto"/>
           <w:left w:val="none" w:sz="0" w:space="0" w:color="auto"/>
@@ -387,11 +387,11 @@
         </w:tblCellMar>
       </w:tblPr>
       <w:tblGrid>
-        <w:gridCol w:w="1247"/>
-        <w:gridCol w:w="4989"/>
-        <w:gridCol w:w="1361"/>
-        <w:gridCol w:w="1020"/>
-        <w:gridCol w:w="1020"/>
+        <w:gridCol w:w="1296"/>
+        <w:gridCol w:w="5184"/>
+        <w:gridCol w:w="1440"/>
+        <w:gridCol w:w="1080"/>
+        <w:gridCol w:w="1080"/>
       </w:tblGrid>
       <w:tr>
         <w:trPr>
@@ -400,7 +400,7 @@
         </w:trPr>
         <w:tc>
           <w:tcPr>
-            <w:tcW w:w="1247" w:type="dxa"/>
+            <w:tcW w:w="1296" w:type="dxa"/>
             <w:shd w:val="clear" w:color="auto" w:fill="f1f5f9"/>
             <w:tcMar>
               <w:top w:w="80" w:type="dxa"/>
@@ -429,7 +429,7 @@
         </w:tc>
         <w:tc>
           <w:tcPr>
-            <w:tcW w:w="4989" w:type="dxa"/>
+            <w:tcW w:w="5184" w:type="dxa"/>
             <w:shd w:val="clear" w:color="auto" w:fill="f1f5f9"/>
             <w:tcMar>
               <w:top w:w="80" w:type="dxa"/>
@@ -458,7 +458,7 @@
         </w:tc>
         <w:tc>
           <w:tcPr>
-            <w:tcW w:w="1361" w:type="dxa"/>
+            <w:tcW w:w="1440" w:type="dxa"/>
             <w:shd w:val="clear" w:color="auto" w:fill="f1f5f9"/>
             <w:tcMar>
               <w:top w:w="80" w:type="dxa"/>
@@ -487,7 +487,7 @@
         </w:tc>
         <w:tc>
           <w:tcPr>
-            <w:tcW w:w="1020" w:type="dxa"/>
+            <w:tcW w:w="1080" w:type="dxa"/>
             <w:shd w:val="clear" w:color="auto" w:fill="f1f5f9"/>
             <w:tcMar>
               <w:top w:w="80" w:type="dxa"/>
@@ -517,7 +517,7 @@
         </w:tc>
         <w:tc>
           <w:tcPr>
-            <w:tcW w:w="1020" w:type="dxa"/>
+            <w:tcW w:w="1080" w:type="dxa"/>
             <w:shd w:val="clear" w:color="auto" w:fill="f1f5f9"/>
             <w:tcMar>
               <w:top w:w="80" w:type="dxa"/>
@@ -552,7 +552,7 @@
         </w:trPr>
         <w:tc>
           <w:tcPr>
-            <w:tcW w:w="1247" w:type="dxa"/>
+            <w:tcW w:w="1296" w:type="dxa"/>
             <w:tcBorders>
               <w:top w:val="none" w:sz="0" w:space="0" w:color="auto"/>
               <w:left w:val="none" w:sz="0" w:space="0" w:color="auto"/>
@@ -584,7 +584,7 @@
         </w:tc>
         <w:tc>
           <w:tcPr>
-            <w:tcW w:w="4989" w:type="dxa"/>
+            <w:tcW w:w="5184" w:type="dxa"/>
             <w:tcBorders>
               <w:top w:val="none" w:sz="0" w:space="0" w:color="auto"/>
               <w:left w:val="none" w:sz="0" w:space="0" w:color="auto"/>
@@ -616,7 +616,7 @@
         </w:tc>
         <w:tc>
           <w:tcPr>
-            <w:tcW w:w="1361" w:type="dxa"/>
+            <w:tcW w:w="1440" w:type="dxa"/>
             <w:tcBorders>
               <w:top w:val="none" w:sz="0" w:space="0" w:color="auto"/>
               <w:left w:val="none" w:sz="0" w:space="0" w:color="auto"/>
@@ -648,7 +648,7 @@
         </w:tc>
         <w:tc>
           <w:tcPr>
-            <w:tcW w:w="1020" w:type="dxa"/>
+            <w:tcW w:w="1080" w:type="dxa"/>
             <w:tcBorders>
               <w:top w:val="none" w:sz="0" w:space="0" w:color="auto"/>
               <w:left w:val="none" w:sz="0" w:space="0" w:color="auto"/>
@@ -681,7 +681,7 @@
         </w:tc>
         <w:tc>
           <w:tcPr>
-            <w:tcW w:w="1020" w:type="dxa"/>
+            <w:tcW w:w="1080" w:type="dxa"/>
             <w:tcBorders>
               <w:top w:val="none" w:sz="0" w:space="0" w:color="auto"/>
               <w:left w:val="none" w:sz="0" w:space="0" w:color="auto"/>
@@ -721,7 +721,7 @@
         </w:trPr>
         <w:tc>
           <w:tcPr>
-            <w:tcW w:w="1247" w:type="dxa"/>
+            <w:tcW w:w="1296" w:type="dxa"/>
             <w:tcBorders>
               <w:top w:val="none" w:sz="0" w:space="0" w:color="auto"/>
               <w:left w:val="none" w:sz="0" w:space="0" w:color="auto"/>
@@ -753,7 +753,7 @@
         </w:tc>
         <w:tc>
           <w:tcPr>
-            <w:tcW w:w="4989" w:type="dxa"/>
+            <w:tcW w:w="5184" w:type="dxa"/>
             <w:tcBorders>
               <w:top w:val="none" w:sz="0" w:space="0" w:color="auto"/>
               <w:left w:val="none" w:sz="0" w:space="0" w:color="auto"/>
@@ -785,7 +785,7 @@
         </w:tc>
         <w:tc>
           <w:tcPr>
-            <w:tcW w:w="1361" w:type="dxa"/>
+            <w:tcW w:w="1440" w:type="dxa"/>
             <w:tcBorders>
               <w:top w:val="none" w:sz="0" w:space="0" w:color="auto"/>
               <w:left w:val="none" w:sz="0" w:space="0" w:color="auto"/>
@@ -817,7 +817,7 @@
         </w:tc>
         <w:tc>
           <w:tcPr>
-            <w:tcW w:w="1020" w:type="dxa"/>
+            <w:tcW w:w="1080" w:type="dxa"/>
             <w:tcBorders>
               <w:top w:val="none" w:sz="0" w:space="0" w:color="auto"/>
               <w:left w:val="none" w:sz="0" w:space="0" w:color="auto"/>
@@ -850,7 +850,7 @@
         </w:tc>
         <w:tc>
           <w:tcPr>
-            <w:tcW w:w="1020" w:type="dxa"/>
+            <w:tcW w:w="1080" w:type="dxa"/>
             <w:tcBorders>
               <w:top w:val="none" w:sz="0" w:space="0" w:color="auto"/>
               <w:left w:val="none" w:sz="0" w:space="0" w:color="auto"/>
@@ -890,7 +890,7 @@
         </w:trPr>
         <w:tc>
           <w:tcPr>
-            <w:tcW w:w="1247" w:type="dxa"/>
+            <w:tcW w:w="1296" w:type="dxa"/>
             <w:tcBorders>
               <w:top w:val="none" w:sz="0" w:space="0" w:color="auto"/>
               <w:left w:val="none" w:sz="0" w:space="0" w:color="auto"/>
@@ -922,7 +922,7 @@
         </w:tc>
         <w:tc>
           <w:tcPr>
-            <w:tcW w:w="4989" w:type="dxa"/>
+            <w:tcW w:w="5184" w:type="dxa"/>
             <w:tcBorders>
               <w:top w:val="none" w:sz="0" w:space="0" w:color="auto"/>
               <w:left w:val="none" w:sz="0" w:space="0" w:color="auto"/>
@@ -954,7 +954,7 @@
         </w:tc>
         <w:tc>
           <w:tcPr>
-            <w:tcW w:w="1361" w:type="dxa"/>
+            <w:tcW w:w="1440" w:type="dxa"/>
             <w:tcBorders>
               <w:top w:val="none" w:sz="0" w:space="0" w:color="auto"/>
               <w:left w:val="none" w:sz="0" w:space="0" w:color="auto"/>
@@ -986,7 +986,7 @@
         </w:tc>
         <w:tc>
           <w:tcPr>
-            <w:tcW w:w="1020" w:type="dxa"/>
+            <w:tcW w:w="1080" w:type="dxa"/>
             <w:tcBorders>
               <w:top w:val="none" w:sz="0" w:space="0" w:color="auto"/>
               <w:left w:val="none" w:sz="0" w:space="0" w:color="auto"/>
@@ -1019,7 +1019,7 @@
         </w:tc>
         <w:tc>
           <w:tcPr>
-            <w:tcW w:w="1020" w:type="dxa"/>
+            <w:tcW w:w="1080" w:type="dxa"/>
             <w:tcBorders>
               <w:top w:val="none" w:sz="0" w:space="0" w:color="auto"/>
               <w:left w:val="none" w:sz="0" w:space="0" w:color="auto"/>
@@ -1059,7 +1059,7 @@
         </w:trPr>
         <w:tc>
           <w:tcPr>
-            <w:tcW w:w="1247" w:type="dxa"/>
+            <w:tcW w:w="1296" w:type="dxa"/>
             <w:tcBorders>
               <w:top w:val="none" w:sz="0" w:space="0" w:color="auto"/>
               <w:left w:val="none" w:sz="0" w:space="0" w:color="auto"/>
@@ -1091,7 +1091,7 @@
         </w:tc>
         <w:tc>
           <w:tcPr>
-            <w:tcW w:w="4989" w:type="dxa"/>
+            <w:tcW w:w="5184" w:type="dxa"/>
             <w:tcBorders>
               <w:top w:val="none" w:sz="0" w:space="0" w:color="auto"/>
               <w:left w:val="none" w:sz="0" w:space="0" w:color="auto"/>
@@ -1123,7 +1123,7 @@
         </w:tc>
         <w:tc>
           <w:tcPr>
-            <w:tcW w:w="1361" w:type="dxa"/>
+            <w:tcW w:w="1440" w:type="dxa"/>
             <w:tcBorders>
               <w:top w:val="none" w:sz="0" w:space="0" w:color="auto"/>
               <w:left w:val="none" w:sz="0" w:space="0" w:color="auto"/>
@@ -1155,7 +1155,7 @@
         </w:tc>
         <w:tc>
           <w:tcPr>
-            <w:tcW w:w="1020" w:type="dxa"/>
+            <w:tcW w:w="1080" w:type="dxa"/>
             <w:tcBorders>
               <w:top w:val="none" w:sz="0" w:space="0" w:color="auto"/>
               <w:left w:val="none" w:sz="0" w:space="0" w:color="auto"/>
@@ -1188,7 +1188,7 @@
         </w:tc>
         <w:tc>
           <w:tcPr>
-            <w:tcW w:w="1020" w:type="dxa"/>
+            <w:tcW w:w="1080" w:type="dxa"/>
             <w:tcBorders>
               <w:top w:val="none" w:sz="0" w:space="0" w:color="auto"/>
               <w:left w:val="none" w:sz="0" w:space="0" w:color="auto"/>
@@ -1228,7 +1228,7 @@
         </w:trPr>
         <w:tc>
           <w:tcPr>
-            <w:tcW w:w="1247" w:type="dxa"/>
+            <w:tcW w:w="1296" w:type="dxa"/>
             <w:tcBorders>
               <w:top w:val="none" w:sz="0" w:space="0" w:color="auto"/>
               <w:left w:val="none" w:sz="0" w:space="0" w:color="auto"/>
@@ -1260,7 +1260,7 @@
         </w:tc>
         <w:tc>
           <w:tcPr>
-            <w:tcW w:w="4989" w:type="dxa"/>
+            <w:tcW w:w="5184" w:type="dxa"/>
             <w:tcBorders>
               <w:top w:val="none" w:sz="0" w:space="0" w:color="auto"/>
               <w:left w:val="none" w:sz="0" w:space="0" w:color="auto"/>
@@ -1292,7 +1292,7 @@
         </w:tc>
         <w:tc>
           <w:tcPr>
-            <w:tcW w:w="1361" w:type="dxa"/>
+            <w:tcW w:w="1440" w:type="dxa"/>
             <w:tcBorders>
               <w:top w:val="none" w:sz="0" w:space="0" w:color="auto"/>
               <w:left w:val="none" w:sz="0" w:space="0" w:color="auto"/>
@@ -1324,7 +1324,7 @@
         </w:tc>
         <w:tc>
           <w:tcPr>
-            <w:tcW w:w="1020" w:type="dxa"/>
+            <w:tcW w:w="1080" w:type="dxa"/>
             <w:tcBorders>
               <w:top w:val="none" w:sz="0" w:space="0" w:color="auto"/>
               <w:left w:val="none" w:sz="0" w:space="0" w:color="auto"/>
@@ -1357,7 +1357,7 @@
         </w:tc>
         <w:tc>
           <w:tcPr>
-            <w:tcW w:w="1020" w:type="dxa"/>
+            <w:tcW w:w="1080" w:type="dxa"/>
             <w:tcBorders>
               <w:top w:val="none" w:sz="0" w:space="0" w:color="auto"/>
               <w:left w:val="none" w:sz="0" w:space="0" w:color="auto"/>
@@ -1397,7 +1397,7 @@
         </w:trPr>
         <w:tc>
           <w:tcPr>
-            <w:tcW w:w="1247" w:type="dxa"/>
+            <w:tcW w:w="1296" w:type="dxa"/>
             <w:tcBorders>
               <w:top w:val="none" w:sz="0" w:space="0" w:color="auto"/>
               <w:left w:val="none" w:sz="0" w:space="0" w:color="auto"/>
@@ -1429,7 +1429,7 @@
         </w:tc>
         <w:tc>
           <w:tcPr>
-            <w:tcW w:w="4989" w:type="dxa"/>
+            <w:tcW w:w="5184" w:type="dxa"/>
             <w:tcBorders>
               <w:top w:val="none" w:sz="0" w:space="0" w:color="auto"/>
               <w:left w:val="none" w:sz="0" w:space="0" w:color="auto"/>
@@ -1461,7 +1461,7 @@
         </w:tc>
         <w:tc>
           <w:tcPr>
-            <w:tcW w:w="1361" w:type="dxa"/>
+            <w:tcW w:w="1440" w:type="dxa"/>
             <w:tcBorders>
               <w:top w:val="none" w:sz="0" w:space="0" w:color="auto"/>
               <w:left w:val="none" w:sz="0" w:space="0" w:color="auto"/>
@@ -1493,7 +1493,7 @@
         </w:tc>
         <w:tc>
           <w:tcPr>
-            <w:tcW w:w="1020" w:type="dxa"/>
+            <w:tcW w:w="1080" w:type="dxa"/>
             <w:tcBorders>
               <w:top w:val="none" w:sz="0" w:space="0" w:color="auto"/>
               <w:left w:val="none" w:sz="0" w:space="0" w:color="auto"/>
@@ -1526,7 +1526,7 @@
         </w:tc>
         <w:tc>
           <w:tcPr>
-            <w:tcW w:w="1020" w:type="dxa"/>
+            <w:tcW w:w="1080" w:type="dxa"/>
             <w:tcBorders>
               <w:top w:val="none" w:sz="0" w:space="0" w:color="auto"/>
               <w:left w:val="none" w:sz="0" w:space="0" w:color="auto"/>
@@ -1566,7 +1566,7 @@
         </w:trPr>
         <w:tc>
           <w:tcPr>
-            <w:tcW w:w="1247" w:type="dxa"/>
+            <w:tcW w:w="1296" w:type="dxa"/>
             <w:tcBorders>
               <w:top w:val="none" w:sz="0" w:space="0" w:color="auto"/>
               <w:left w:val="none" w:sz="0" w:space="0" w:color="auto"/>
@@ -1598,7 +1598,7 @@
         </w:tc>
         <w:tc>
           <w:tcPr>
-            <w:tcW w:w="4989" w:type="dxa"/>
+            <w:tcW w:w="5184" w:type="dxa"/>
             <w:tcBorders>
               <w:top w:val="none" w:sz="0" w:space="0" w:color="auto"/>
               <w:left w:val="none" w:sz="0" w:space="0" w:color="auto"/>
@@ -1630,7 +1630,7 @@
         </w:tc>
         <w:tc>
           <w:tcPr>
-            <w:tcW w:w="1361" w:type="dxa"/>
+            <w:tcW w:w="1440" w:type="dxa"/>
             <w:tcBorders>
               <w:top w:val="none" w:sz="0" w:space="0" w:color="auto"/>
               <w:left w:val="none" w:sz="0" w:space="0" w:color="auto"/>
@@ -1662,7 +1662,7 @@
         </w:tc>
         <w:tc>
           <w:tcPr>
-            <w:tcW w:w="1020" w:type="dxa"/>
+            <w:tcW w:w="1080" w:type="dxa"/>
             <w:tcBorders>
               <w:top w:val="none" w:sz="0" w:space="0" w:color="auto"/>
               <w:left w:val="none" w:sz="0" w:space="0" w:color="auto"/>
@@ -1695,7 +1695,7 @@
         </w:tc>
         <w:tc>
           <w:tcPr>
-            <w:tcW w:w="1020" w:type="dxa"/>
+            <w:tcW w:w="1080" w:type="dxa"/>
             <w:tcBorders>
               <w:top w:val="none" w:sz="0" w:space="0" w:color="auto"/>
               <w:left w:val="none" w:sz="0" w:space="0" w:color="auto"/>
@@ -1735,7 +1735,7 @@
         </w:trPr>
         <w:tc>
           <w:tcPr>
-            <w:tcW w:w="1247" w:type="dxa"/>
+            <w:tcW w:w="1296" w:type="dxa"/>
             <w:tcBorders>
               <w:top w:val="none" w:sz="0" w:space="0" w:color="auto"/>
               <w:left w:val="none" w:sz="0" w:space="0" w:color="auto"/>
@@ -1767,7 +1767,7 @@
         </w:tc>
         <w:tc>
           <w:tcPr>
-            <w:tcW w:w="4989" w:type="dxa"/>
+            <w:tcW w:w="5184" w:type="dxa"/>
             <w:tcBorders>
               <w:top w:val="none" w:sz="0" w:space="0" w:color="auto"/>
               <w:left w:val="none" w:sz="0" w:space="0" w:color="auto"/>
@@ -1799,7 +1799,7 @@
         </w:tc>
         <w:tc>
           <w:tcPr>
-            <w:tcW w:w="1361" w:type="dxa"/>
+            <w:tcW w:w="1440" w:type="dxa"/>
             <w:tcBorders>
               <w:top w:val="none" w:sz="0" w:space="0" w:color="auto"/>
               <w:left w:val="none" w:sz="0" w:space="0" w:color="auto"/>
@@ -1831,7 +1831,7 @@
         </w:tc>
         <w:tc>
           <w:tcPr>
-            <w:tcW w:w="1020" w:type="dxa"/>
+            <w:tcW w:w="1080" w:type="dxa"/>
             <w:tcBorders>
               <w:top w:val="none" w:sz="0" w:space="0" w:color="auto"/>
               <w:left w:val="none" w:sz="0" w:space="0" w:color="auto"/>
@@ -1864,7 +1864,7 @@
         </w:tc>
         <w:tc>
           <w:tcPr>
-            <w:tcW w:w="1020" w:type="dxa"/>
+            <w:tcW w:w="1080" w:type="dxa"/>
             <w:tcBorders>
               <w:top w:val="none" w:sz="0" w:space="0" w:color="auto"/>
               <w:left w:val="none" w:sz="0" w:space="0" w:color="auto"/>
@@ -1904,7 +1904,7 @@
         </w:trPr>
         <w:tc>
           <w:tcPr>
-            <w:tcW w:w="1247" w:type="dxa"/>
+            <w:tcW w:w="1296" w:type="dxa"/>
             <w:tcBorders>
               <w:top w:val="none" w:sz="0" w:space="0" w:color="auto"/>
               <w:left w:val="none" w:sz="0" w:space="0" w:color="auto"/>
@@ -1936,7 +1936,7 @@
         </w:tc>
         <w:tc>
           <w:tcPr>
-            <w:tcW w:w="4989" w:type="dxa"/>
+            <w:tcW w:w="5184" w:type="dxa"/>
             <w:tcBorders>
               <w:top w:val="none" w:sz="0" w:space="0" w:color="auto"/>
               <w:left w:val="none" w:sz="0" w:space="0" w:color="auto"/>
@@ -1968,7 +1968,7 @@
         </w:tc>
         <w:tc>
           <w:tcPr>
-            <w:tcW w:w="1361" w:type="dxa"/>
+            <w:tcW w:w="1440" w:type="dxa"/>
             <w:tcBorders>
               <w:top w:val="none" w:sz="0" w:space="0" w:color="auto"/>
               <w:left w:val="none" w:sz="0" w:space="0" w:color="auto"/>
@@ -2000,7 +2000,7 @@
         </w:tc>
         <w:tc>
           <w:tcPr>
-            <w:tcW w:w="1020" w:type="dxa"/>
+            <w:tcW w:w="1080" w:type="dxa"/>
             <w:tcBorders>
               <w:top w:val="none" w:sz="0" w:space="0" w:color="auto"/>
               <w:left w:val="none" w:sz="0" w:space="0" w:color="auto"/>
@@ -2033,7 +2033,7 @@
         </w:tc>
         <w:tc>
           <w:tcPr>
-            <w:tcW w:w="1020" w:type="dxa"/>
+            <w:tcW w:w="1080" w:type="dxa"/>
             <w:tcBorders>
               <w:top w:val="none" w:sz="0" w:space="0" w:color="auto"/>
               <w:left w:val="none" w:sz="0" w:space="0" w:color="auto"/>
@@ -2073,7 +2073,7 @@
         </w:trPr>
         <w:tc>
           <w:tcPr>
-            <w:tcW w:w="1247" w:type="dxa"/>
+            <w:tcW w:w="1296" w:type="dxa"/>
             <w:tcBorders>
               <w:top w:val="none" w:sz="0" w:space="0" w:color="auto"/>
               <w:left w:val="none" w:sz="0" w:space="0" w:color="auto"/>
@@ -2105,7 +2105,7 @@
         </w:tc>
         <w:tc>
           <w:tcPr>
-            <w:tcW w:w="4989" w:type="dxa"/>
+            <w:tcW w:w="5184" w:type="dxa"/>
             <w:tcBorders>
               <w:top w:val="none" w:sz="0" w:space="0" w:color="auto"/>
               <w:left w:val="none" w:sz="0" w:space="0" w:color="auto"/>
@@ -2137,7 +2137,7 @@
         </w:tc>
         <w:tc>
           <w:tcPr>
-            <w:tcW w:w="1361" w:type="dxa"/>
+            <w:tcW w:w="1440" w:type="dxa"/>
             <w:tcBorders>
               <w:top w:val="none" w:sz="0" w:space="0" w:color="auto"/>
               <w:left w:val="none" w:sz="0" w:space="0" w:color="auto"/>
@@ -2169,7 +2169,7 @@
         </w:tc>
         <w:tc>
           <w:tcPr>
-            <w:tcW w:w="1020" w:type="dxa"/>
+            <w:tcW w:w="1080" w:type="dxa"/>
             <w:tcBorders>
               <w:top w:val="none" w:sz="0" w:space="0" w:color="auto"/>
               <w:left w:val="none" w:sz="0" w:space="0" w:color="auto"/>
@@ -2202,7 +2202,7 @@
         </w:tc>
         <w:tc>
           <w:tcPr>
-            <w:tcW w:w="1020" w:type="dxa"/>
+            <w:tcW w:w="1080" w:type="dxa"/>
             <w:tcBorders>
               <w:top w:val="none" w:sz="0" w:space="0" w:color="auto"/>
               <w:left w:val="none" w:sz="0" w:space="0" w:color="auto"/>
@@ -2242,7 +2242,7 @@
         </w:trPr>
         <w:tc>
           <w:tcPr>
-            <w:tcW w:w="1247" w:type="dxa"/>
+            <w:tcW w:w="1296" w:type="dxa"/>
             <w:tcBorders>
               <w:top w:val="none" w:sz="0" w:space="0" w:color="auto"/>
               <w:left w:val="none" w:sz="0" w:space="0" w:color="auto"/>
@@ -2274,7 +2274,7 @@
         </w:tc>
         <w:tc>
           <w:tcPr>
-            <w:tcW w:w="4989" w:type="dxa"/>
+            <w:tcW w:w="5184" w:type="dxa"/>
             <w:tcBorders>
               <w:top w:val="none" w:sz="0" w:space="0" w:color="auto"/>
               <w:left w:val="none" w:sz="0" w:space="0" w:color="auto"/>
@@ -2306,7 +2306,7 @@
         </w:tc>
         <w:tc>
           <w:tcPr>
-            <w:tcW w:w="1361" w:type="dxa"/>
+            <w:tcW w:w="1440" w:type="dxa"/>
             <w:tcBorders>
               <w:top w:val="none" w:sz="0" w:space="0" w:color="auto"/>
               <w:left w:val="none" w:sz="0" w:space="0" w:color="auto"/>
@@ -2338,7 +2338,7 @@
         </w:tc>
         <w:tc>
           <w:tcPr>
-            <w:tcW w:w="1020" w:type="dxa"/>
+            <w:tcW w:w="1080" w:type="dxa"/>
             <w:tcBorders>
               <w:top w:val="none" w:sz="0" w:space="0" w:color="auto"/>
               <w:left w:val="none" w:sz="0" w:space="0" w:color="auto"/>
@@ -2371,7 +2371,7 @@
         </w:tc>
         <w:tc>
           <w:tcPr>
-            <w:tcW w:w="1020" w:type="dxa"/>
+            <w:tcW w:w="1080" w:type="dxa"/>
             <w:tcBorders>
               <w:top w:val="none" w:sz="0" w:space="0" w:color="auto"/>
               <w:left w:val="none" w:sz="0" w:space="0" w:color="auto"/>
@@ -2411,7 +2411,7 @@
         </w:trPr>
         <w:tc>
           <w:tcPr>
-            <w:tcW w:w="1247" w:type="dxa"/>
+            <w:tcW w:w="1296" w:type="dxa"/>
             <w:tcBorders>
               <w:top w:val="none" w:sz="0" w:space="0" w:color="auto"/>
               <w:left w:val="none" w:sz="0" w:space="0" w:color="auto"/>
@@ -2443,7 +2443,7 @@
         </w:tc>
         <w:tc>
           <w:tcPr>
-            <w:tcW w:w="4989" w:type="dxa"/>
+            <w:tcW w:w="5184" w:type="dxa"/>
             <w:tcBorders>
               <w:top w:val="none" w:sz="0" w:space="0" w:color="auto"/>
               <w:left w:val="none" w:sz="0" w:space="0" w:color="auto"/>
@@ -2475,7 +2475,7 @@
         </w:tc>
         <w:tc>
           <w:tcPr>
-            <w:tcW w:w="1361" w:type="dxa"/>
+            <w:tcW w:w="1440" w:type="dxa"/>
             <w:tcBorders>
               <w:top w:val="none" w:sz="0" w:space="0" w:color="auto"/>
               <w:left w:val="none" w:sz="0" w:space="0" w:color="auto"/>
@@ -2507,7 +2507,7 @@
         </w:tc>
         <w:tc>
           <w:tcPr>
-            <w:tcW w:w="1020" w:type="dxa"/>
+            <w:tcW w:w="1080" w:type="dxa"/>
             <w:tcBorders>
               <w:top w:val="none" w:sz="0" w:space="0" w:color="auto"/>
               <w:left w:val="none" w:sz="0" w:space="0" w:color="auto"/>
@@ -2540,7 +2540,7 @@
         </w:tc>
         <w:tc>
           <w:tcPr>
-            <w:tcW w:w="1020" w:type="dxa"/>
+            <w:tcW w:w="1080" w:type="dxa"/>
             <w:tcBorders>
               <w:top w:val="none" w:sz="0" w:space="0" w:color="auto"/>
               <w:left w:val="none" w:sz="0" w:space="0" w:color="auto"/>
@@ -2580,7 +2580,7 @@
         </w:trPr>
         <w:tc>
           <w:tcPr>
-            <w:tcW w:w="1247" w:type="dxa"/>
+            <w:tcW w:w="1296" w:type="dxa"/>
             <w:tcBorders>
               <w:top w:val="none" w:sz="0" w:space="0" w:color="auto"/>
               <w:left w:val="none" w:sz="0" w:space="0" w:color="auto"/>
@@ -2612,7 +2612,7 @@
         </w:tc>
         <w:tc>
           <w:tcPr>
-            <w:tcW w:w="4989" w:type="dxa"/>
+            <w:tcW w:w="5184" w:type="dxa"/>
             <w:tcBorders>
               <w:top w:val="none" w:sz="0" w:space="0" w:color="auto"/>
               <w:left w:val="none" w:sz="0" w:space="0" w:color="auto"/>
@@ -2644,7 +2644,7 @@
         </w:tc>
         <w:tc>
           <w:tcPr>
-            <w:tcW w:w="1361" w:type="dxa"/>
+            <w:tcW w:w="1440" w:type="dxa"/>
             <w:tcBorders>
               <w:top w:val="none" w:sz="0" w:space="0" w:color="auto"/>
               <w:left w:val="none" w:sz="0" w:space="0" w:color="auto"/>
@@ -2676,7 +2676,7 @@
         </w:tc>
         <w:tc>
           <w:tcPr>
-            <w:tcW w:w="1020" w:type="dxa"/>
+            <w:tcW w:w="1080" w:type="dxa"/>
             <w:tcBorders>
               <w:top w:val="none" w:sz="0" w:space="0" w:color="auto"/>
               <w:left w:val="none" w:sz="0" w:space="0" w:color="auto"/>
@@ -2709,7 +2709,7 @@
         </w:tc>
         <w:tc>
           <w:tcPr>
-            <w:tcW w:w="1020" w:type="dxa"/>
+            <w:tcW w:w="1080" w:type="dxa"/>
             <w:tcBorders>
               <w:top w:val="none" w:sz="0" w:space="0" w:color="auto"/>
               <w:left w:val="none" w:sz="0" w:space="0" w:color="auto"/>
@@ -2749,7 +2749,7 @@
         </w:trPr>
         <w:tc>
           <w:tcPr>
-            <w:tcW w:w="1247" w:type="dxa"/>
+            <w:tcW w:w="1296" w:type="dxa"/>
             <w:tcBorders>
               <w:top w:val="none" w:sz="0" w:space="0" w:color="auto"/>
               <w:left w:val="none" w:sz="0" w:space="0" w:color="auto"/>
@@ -2781,7 +2781,7 @@
         </w:tc>
         <w:tc>
           <w:tcPr>
-            <w:tcW w:w="4989" w:type="dxa"/>
+            <w:tcW w:w="5184" w:type="dxa"/>
             <w:tcBorders>
               <w:top w:val="none" w:sz="0" w:space="0" w:color="auto"/>
               <w:left w:val="none" w:sz="0" w:space="0" w:color="auto"/>
@@ -2813,7 +2813,7 @@
         </w:tc>
         <w:tc>
           <w:tcPr>
-            <w:tcW w:w="1361" w:type="dxa"/>
+            <w:tcW w:w="1440" w:type="dxa"/>
             <w:tcBorders>
               <w:top w:val="none" w:sz="0" w:space="0" w:color="auto"/>
               <w:left w:val="none" w:sz="0" w:space="0" w:color="auto"/>
@@ -2845,7 +2845,7 @@
         </w:tc>
         <w:tc>
           <w:tcPr>
-            <w:tcW w:w="1020" w:type="dxa"/>
+            <w:tcW w:w="1080" w:type="dxa"/>
             <w:tcBorders>
               <w:top w:val="none" w:sz="0" w:space="0" w:color="auto"/>
               <w:left w:val="none" w:sz="0" w:space="0" w:color="auto"/>
@@ -2878,7 +2878,7 @@
         </w:tc>
         <w:tc>
           <w:tcPr>
-            <w:tcW w:w="1020" w:type="dxa"/>
+            <w:tcW w:w="1080" w:type="dxa"/>
             <w:tcBorders>
               <w:top w:val="none" w:sz="0" w:space="0" w:color="auto"/>
               <w:left w:val="none" w:sz="0" w:space="0" w:color="auto"/>
@@ -2918,7 +2918,7 @@
         </w:trPr>
         <w:tc>
           <w:tcPr>
-            <w:tcW w:w="1247" w:type="dxa"/>
+            <w:tcW w:w="1296" w:type="dxa"/>
             <w:tcBorders>
               <w:top w:val="none" w:sz="0" w:space="0" w:color="auto"/>
               <w:left w:val="none" w:sz="0" w:space="0" w:color="auto"/>
@@ -2950,7 +2950,7 @@
         </w:tc>
         <w:tc>
           <w:tcPr>
-            <w:tcW w:w="4989" w:type="dxa"/>
+            <w:tcW w:w="5184" w:type="dxa"/>
             <w:tcBorders>
               <w:top w:val="none" w:sz="0" w:space="0" w:color="auto"/>
               <w:left w:val="none" w:sz="0" w:space="0" w:color="auto"/>
@@ -2982,7 +2982,7 @@
         </w:tc>
         <w:tc>
           <w:tcPr>
-            <w:tcW w:w="1361" w:type="dxa"/>
+            <w:tcW w:w="1440" w:type="dxa"/>
             <w:tcBorders>
               <w:top w:val="none" w:sz="0" w:space="0" w:color="auto"/>
               <w:left w:val="none" w:sz="0" w:space="0" w:color="auto"/>
@@ -3014,7 +3014,7 @@
         </w:tc>
         <w:tc>
           <w:tcPr>
-            <w:tcW w:w="1020" w:type="dxa"/>
+            <w:tcW w:w="1080" w:type="dxa"/>
             <w:tcBorders>
               <w:top w:val="none" w:sz="0" w:space="0" w:color="auto"/>
               <w:left w:val="none" w:sz="0" w:space="0" w:color="auto"/>
@@ -3047,7 +3047,7 @@
         </w:tc>
         <w:tc>
           <w:tcPr>
-            <w:tcW w:w="1020" w:type="dxa"/>
+            <w:tcW w:w="1080" w:type="dxa"/>
             <w:tcBorders>
               <w:top w:val="none" w:sz="0" w:space="0" w:color="auto"/>
               <w:left w:val="none" w:sz="0" w:space="0" w:color="auto"/>
@@ -3087,7 +3087,7 @@
         </w:trPr>
         <w:tc>
           <w:tcPr>
-            <w:tcW w:w="1247" w:type="dxa"/>
+            <w:tcW w:w="1296" w:type="dxa"/>
             <w:tcBorders>
               <w:top w:val="none" w:sz="0" w:space="0" w:color="auto"/>
               <w:left w:val="none" w:sz="0" w:space="0" w:color="auto"/>
@@ -3119,7 +3119,7 @@
         </w:tc>
         <w:tc>
           <w:tcPr>
-            <w:tcW w:w="4989" w:type="dxa"/>
+            <w:tcW w:w="5184" w:type="dxa"/>
             <w:tcBorders>
               <w:top w:val="none" w:sz="0" w:space="0" w:color="auto"/>
               <w:left w:val="none" w:sz="0" w:space="0" w:color="auto"/>
@@ -3151,7 +3151,7 @@
         </w:tc>
         <w:tc>
           <w:tcPr>
-            <w:tcW w:w="1361" w:type="dxa"/>
+            <w:tcW w:w="1440" w:type="dxa"/>
             <w:tcBorders>
               <w:top w:val="none" w:sz="0" w:space="0" w:color="auto"/>
               <w:left w:val="none" w:sz="0" w:space="0" w:color="auto"/>
@@ -3183,7 +3183,7 @@
         </w:tc>
         <w:tc>
           <w:tcPr>
-            <w:tcW w:w="1020" w:type="dxa"/>
+            <w:tcW w:w="1080" w:type="dxa"/>
             <w:tcBorders>
               <w:top w:val="none" w:sz="0" w:space="0" w:color="auto"/>
               <w:left w:val="none" w:sz="0" w:space="0" w:color="auto"/>
@@ -3216,7 +3216,7 @@
         </w:tc>
         <w:tc>
           <w:tcPr>
-            <w:tcW w:w="1020" w:type="dxa"/>
+            <w:tcW w:w="1080" w:type="dxa"/>
             <w:tcBorders>
               <w:top w:val="none" w:sz="0" w:space="0" w:color="auto"/>
               <w:left w:val="none" w:sz="0" w:space="0" w:color="auto"/>
@@ -3256,7 +3256,7 @@
         </w:trPr>
         <w:tc>
           <w:tcPr>
-            <w:tcW w:w="1247" w:type="dxa"/>
+            <w:tcW w:w="1296" w:type="dxa"/>
             <w:tcBorders>
               <w:top w:val="none" w:sz="0" w:space="0" w:color="auto"/>
               <w:left w:val="none" w:sz="0" w:space="0" w:color="auto"/>
@@ -3288,7 +3288,7 @@
         </w:tc>
         <w:tc>
           <w:tcPr>
-            <w:tcW w:w="4989" w:type="dxa"/>
+            <w:tcW w:w="5184" w:type="dxa"/>
             <w:tcBorders>
               <w:top w:val="none" w:sz="0" w:space="0" w:color="auto"/>
               <w:left w:val="none" w:sz="0" w:space="0" w:color="auto"/>
@@ -3320,7 +3320,7 @@
         </w:tc>
         <w:tc>
           <w:tcPr>
-            <w:tcW w:w="1361" w:type="dxa"/>
+            <w:tcW w:w="1440" w:type="dxa"/>
             <w:tcBorders>
               <w:top w:val="none" w:sz="0" w:space="0" w:color="auto"/>
               <w:left w:val="none" w:sz="0" w:space="0" w:color="auto"/>
@@ -3352,7 +3352,7 @@
         </w:tc>
         <w:tc>
           <w:tcPr>
-            <w:tcW w:w="1020" w:type="dxa"/>
+            <w:tcW w:w="1080" w:type="dxa"/>
             <w:tcBorders>
               <w:top w:val="none" w:sz="0" w:space="0" w:color="auto"/>
               <w:left w:val="none" w:sz="0" w:space="0" w:color="auto"/>
@@ -3385,7 +3385,7 @@
         </w:tc>
         <w:tc>
           <w:tcPr>
-            <w:tcW w:w="1020" w:type="dxa"/>
+            <w:tcW w:w="1080" w:type="dxa"/>
             <w:tcBorders>
               <w:top w:val="none" w:sz="0" w:space="0" w:color="auto"/>
               <w:left w:val="none" w:sz="0" w:space="0" w:color="auto"/>
@@ -3425,7 +3425,7 @@
         </w:trPr>
         <w:tc>
           <w:tcPr>
-            <w:tcW w:w="1247" w:type="dxa"/>
+            <w:tcW w:w="1296" w:type="dxa"/>
             <w:tcBorders>
               <w:top w:val="none" w:sz="0" w:space="0" w:color="auto"/>
               <w:left w:val="none" w:sz="0" w:space="0" w:color="auto"/>
@@ -3457,7 +3457,7 @@
         </w:tc>
         <w:tc>
           <w:tcPr>
-            <w:tcW w:w="4989" w:type="dxa"/>
+            <w:tcW w:w="5184" w:type="dxa"/>
             <w:tcBorders>
               <w:top w:val="none" w:sz="0" w:space="0" w:color="auto"/>
               <w:left w:val="none" w:sz="0" w:space="0" w:color="auto"/>
@@ -3489,7 +3489,7 @@
         </w:tc>
         <w:tc>
           <w:tcPr>
-            <w:tcW w:w="1361" w:type="dxa"/>
+            <w:tcW w:w="1440" w:type="dxa"/>
             <w:tcBorders>
               <w:top w:val="none" w:sz="0" w:space="0" w:color="auto"/>
               <w:left w:val="none" w:sz="0" w:space="0" w:color="auto"/>
@@ -3521,7 +3521,7 @@
         </w:tc>
         <w:tc>
           <w:tcPr>
-            <w:tcW w:w="1020" w:type="dxa"/>
+            <w:tcW w:w="1080" w:type="dxa"/>
             <w:tcBorders>
               <w:top w:val="none" w:sz="0" w:space="0" w:color="auto"/>
               <w:left w:val="none" w:sz="0" w:space="0" w:color="auto"/>
@@ -3554,7 +3554,7 @@
         </w:tc>
         <w:tc>
           <w:tcPr>
-            <w:tcW w:w="1020" w:type="dxa"/>
+            <w:tcW w:w="1080" w:type="dxa"/>
             <w:tcBorders>
               <w:top w:val="none" w:sz="0" w:space="0" w:color="auto"/>
               <w:left w:val="none" w:sz="0" w:space="0" w:color="auto"/>
@@ -3594,7 +3594,7 @@
         </w:trPr>
         <w:tc>
           <w:tcPr>
-            <w:tcW w:w="1247" w:type="dxa"/>
+            <w:tcW w:w="1296" w:type="dxa"/>
             <w:tcBorders>
               <w:top w:val="none" w:sz="0" w:space="0" w:color="auto"/>
               <w:left w:val="none" w:sz="0" w:space="0" w:color="auto"/>
@@ -3626,7 +3626,7 @@
         </w:tc>
         <w:tc>
           <w:tcPr>
-            <w:tcW w:w="4989" w:type="dxa"/>
+            <w:tcW w:w="5184" w:type="dxa"/>
             <w:tcBorders>
               <w:top w:val="none" w:sz="0" w:space="0" w:color="auto"/>
               <w:left w:val="none" w:sz="0" w:space="0" w:color="auto"/>
@@ -3658,7 +3658,7 @@
         </w:tc>
         <w:tc>
           <w:tcPr>
-            <w:tcW w:w="1361" w:type="dxa"/>
+            <w:tcW w:w="1440" w:type="dxa"/>
             <w:tcBorders>
               <w:top w:val="none" w:sz="0" w:space="0" w:color="auto"/>
               <w:left w:val="none" w:sz="0" w:space="0" w:color="auto"/>
@@ -3690,7 +3690,7 @@
         </w:tc>
         <w:tc>
           <w:tcPr>
-            <w:tcW w:w="1020" w:type="dxa"/>
+            <w:tcW w:w="1080" w:type="dxa"/>
             <w:tcBorders>
               <w:top w:val="none" w:sz="0" w:space="0" w:color="auto"/>
               <w:left w:val="none" w:sz="0" w:space="0" w:color="auto"/>
@@ -3723,7 +3723,7 @@
         </w:tc>
         <w:tc>
           <w:tcPr>
-            <w:tcW w:w="1020" w:type="dxa"/>
+            <w:tcW w:w="1080" w:type="dxa"/>
             <w:tcBorders>
               <w:top w:val="none" w:sz="0" w:space="0" w:color="auto"/>
               <w:left w:val="none" w:sz="0" w:space="0" w:color="auto"/>
@@ -3763,7 +3763,7 @@
         </w:trPr>
         <w:tc>
           <w:tcPr>
-            <w:tcW w:w="1247" w:type="dxa"/>
+            <w:tcW w:w="1296" w:type="dxa"/>
             <w:tcBorders>
               <w:top w:val="none" w:sz="0" w:space="0" w:color="auto"/>
               <w:left w:val="none" w:sz="0" w:space="0" w:color="auto"/>
@@ -3795,7 +3795,7 @@
         </w:tc>
         <w:tc>
           <w:tcPr>
-            <w:tcW w:w="4989" w:type="dxa"/>
+            <w:tcW w:w="5184" w:type="dxa"/>
             <w:tcBorders>
               <w:top w:val="none" w:sz="0" w:space="0" w:color="auto"/>
               <w:left w:val="none" w:sz="0" w:space="0" w:color="auto"/>
@@ -3827,7 +3827,7 @@
         </w:tc>
         <w:tc>
           <w:tcPr>
-            <w:tcW w:w="1361" w:type="dxa"/>
+            <w:tcW w:w="1440" w:type="dxa"/>
             <w:tcBorders>
               <w:top w:val="none" w:sz="0" w:space="0" w:color="auto"/>
               <w:left w:val="none" w:sz="0" w:space="0" w:color="auto"/>
@@ -3859,7 +3859,7 @@
         </w:tc>
         <w:tc>
           <w:tcPr>
-            <w:tcW w:w="1020" w:type="dxa"/>
+            <w:tcW w:w="1080" w:type="dxa"/>
             <w:tcBorders>
               <w:top w:val="none" w:sz="0" w:space="0" w:color="auto"/>
               <w:left w:val="none" w:sz="0" w:space="0" w:color="auto"/>
@@ -3892,7 +3892,7 @@
         </w:tc>
         <w:tc>
           <w:tcPr>
-            <w:tcW w:w="1020" w:type="dxa"/>
+            <w:tcW w:w="1080" w:type="dxa"/>
             <w:tcBorders>
               <w:top w:val="none" w:sz="0" w:space="0" w:color="auto"/>
               <w:left w:val="none" w:sz="0" w:space="0" w:color="auto"/>
@@ -3932,7 +3932,7 @@
         </w:trPr>
         <w:tc>
           <w:tcPr>
-            <w:tcW w:w="1247" w:type="dxa"/>
+            <w:tcW w:w="1296" w:type="dxa"/>
             <w:tcBorders>
               <w:top w:val="none" w:sz="0" w:space="0" w:color="auto"/>
               <w:left w:val="none" w:sz="0" w:space="0" w:color="auto"/>
@@ -3964,7 +3964,7 @@
         </w:tc>
         <w:tc>
           <w:tcPr>
-            <w:tcW w:w="4989" w:type="dxa"/>
+            <w:tcW w:w="5184" w:type="dxa"/>
             <w:tcBorders>
               <w:top w:val="none" w:sz="0" w:space="0" w:color="auto"/>
               <w:left w:val="none" w:sz="0" w:space="0" w:color="auto"/>
@@ -3996,7 +3996,7 @@
         </w:tc>
         <w:tc>
           <w:tcPr>
-            <w:tcW w:w="1361" w:type="dxa"/>
+            <w:tcW w:w="1440" w:type="dxa"/>
             <w:tcBorders>
               <w:top w:val="none" w:sz="0" w:space="0" w:color="auto"/>
               <w:left w:val="none" w:sz="0" w:space="0" w:color="auto"/>
@@ -4028,7 +4028,7 @@
         </w:tc>
         <w:tc>
           <w:tcPr>
-            <w:tcW w:w="1020" w:type="dxa"/>
+            <w:tcW w:w="1080" w:type="dxa"/>
             <w:tcBorders>
               <w:top w:val="none" w:sz="0" w:space="0" w:color="auto"/>
               <w:left w:val="none" w:sz="0" w:space="0" w:color="auto"/>
@@ -4061,7 +4061,7 @@
         </w:tc>
         <w:tc>
           <w:tcPr>
-            <w:tcW w:w="1020" w:type="dxa"/>
+            <w:tcW w:w="1080" w:type="dxa"/>
             <w:tcBorders>
               <w:top w:val="none" w:sz="0" w:space="0" w:color="auto"/>
               <w:left w:val="none" w:sz="0" w:space="0" w:color="auto"/>
@@ -4101,7 +4101,7 @@
         </w:trPr>
         <w:tc>
           <w:tcPr>
-            <w:tcW w:w="1247" w:type="dxa"/>
+            <w:tcW w:w="1296" w:type="dxa"/>
             <w:tcBorders>
               <w:top w:val="none" w:sz="0" w:space="0" w:color="auto"/>
               <w:left w:val="none" w:sz="0" w:space="0" w:color="auto"/>
@@ -4133,7 +4133,7 @@
         </w:tc>
         <w:tc>
           <w:tcPr>
-            <w:tcW w:w="4989" w:type="dxa"/>
+            <w:tcW w:w="5184" w:type="dxa"/>
             <w:tcBorders>
               <w:top w:val="none" w:sz="0" w:space="0" w:color="auto"/>
               <w:left w:val="none" w:sz="0" w:space="0" w:color="auto"/>
@@ -4165,7 +4165,7 @@
         </w:tc>
         <w:tc>
           <w:tcPr>
-            <w:tcW w:w="1361" w:type="dxa"/>
+            <w:tcW w:w="1440" w:type="dxa"/>
             <w:tcBorders>
               <w:top w:val="none" w:sz="0" w:space="0" w:color="auto"/>
               <w:left w:val="none" w:sz="0" w:space="0" w:color="auto"/>
@@ -4197,7 +4197,7 @@
         </w:tc>
         <w:tc>
           <w:tcPr>
-            <w:tcW w:w="1020" w:type="dxa"/>
+            <w:tcW w:w="1080" w:type="dxa"/>
             <w:tcBorders>
               <w:top w:val="none" w:sz="0" w:space="0" w:color="auto"/>
               <w:left w:val="none" w:sz="0" w:space="0" w:color="auto"/>
@@ -4230,7 +4230,7 @@
         </w:tc>
         <w:tc>
           <w:tcPr>
-            <w:tcW w:w="1020" w:type="dxa"/>
+            <w:tcW w:w="1080" w:type="dxa"/>
             <w:tcBorders>
               <w:top w:val="none" w:sz="0" w:space="0" w:color="auto"/>
               <w:left w:val="none" w:sz="0" w:space="0" w:color="auto"/>
@@ -4270,7 +4270,7 @@
         </w:trPr>
         <w:tc>
           <w:tcPr>
-            <w:tcW w:w="1247" w:type="dxa"/>
+            <w:tcW w:w="1296" w:type="dxa"/>
             <w:tcBorders>
               <w:top w:val="none" w:sz="0" w:space="0" w:color="auto"/>
               <w:left w:val="none" w:sz="0" w:space="0" w:color="auto"/>
@@ -4302,7 +4302,7 @@
         </w:tc>
         <w:tc>
           <w:tcPr>
-            <w:tcW w:w="4989" w:type="dxa"/>
+            <w:tcW w:w="5184" w:type="dxa"/>
             <w:tcBorders>
               <w:top w:val="none" w:sz="0" w:space="0" w:color="auto"/>
               <w:left w:val="none" w:sz="0" w:space="0" w:color="auto"/>
@@ -4334,7 +4334,7 @@
         </w:tc>
         <w:tc>
           <w:tcPr>
-            <w:tcW w:w="1361" w:type="dxa"/>
+            <w:tcW w:w="1440" w:type="dxa"/>
             <w:tcBorders>
               <w:top w:val="none" w:sz="0" w:space="0" w:color="auto"/>
               <w:left w:val="none" w:sz="0" w:space="0" w:color="auto"/>
@@ -4366,7 +4366,7 @@
         </w:tc>
         <w:tc>
           <w:tcPr>
-            <w:tcW w:w="1020" w:type="dxa"/>
+            <w:tcW w:w="1080" w:type="dxa"/>
             <w:tcBorders>
               <w:top w:val="none" w:sz="0" w:space="0" w:color="auto"/>
               <w:left w:val="none" w:sz="0" w:space="0" w:color="auto"/>
@@ -4399,7 +4399,7 @@
         </w:tc>
         <w:tc>
           <w:tcPr>
-            <w:tcW w:w="1020" w:type="dxa"/>
+            <w:tcW w:w="1080" w:type="dxa"/>
             <w:tcBorders>
               <w:top w:val="none" w:sz="0" w:space="0" w:color="auto"/>
               <w:left w:val="none" w:sz="0" w:space="0" w:color="auto"/>
@@ -4439,7 +4439,7 @@
         </w:trPr>
         <w:tc>
           <w:tcPr>
-            <w:tcW w:w="1247" w:type="dxa"/>
+            <w:tcW w:w="1296" w:type="dxa"/>
             <w:tcBorders>
               <w:top w:val="none" w:sz="0" w:space="0" w:color="auto"/>
               <w:left w:val="none" w:sz="0" w:space="0" w:color="auto"/>
@@ -4471,7 +4471,7 @@
         </w:tc>
         <w:tc>
           <w:tcPr>
-            <w:tcW w:w="4989" w:type="dxa"/>
+            <w:tcW w:w="5184" w:type="dxa"/>
             <w:tcBorders>
               <w:top w:val="none" w:sz="0" w:space="0" w:color="auto"/>
               <w:left w:val="none" w:sz="0" w:space="0" w:color="auto"/>
@@ -4503,7 +4503,7 @@
         </w:tc>
         <w:tc>
           <w:tcPr>
-            <w:tcW w:w="1361" w:type="dxa"/>
+            <w:tcW w:w="1440" w:type="dxa"/>
             <w:tcBorders>
               <w:top w:val="none" w:sz="0" w:space="0" w:color="auto"/>
               <w:left w:val="none" w:sz="0" w:space="0" w:color="auto"/>
@@ -4535,7 +4535,7 @@
         </w:tc>
         <w:tc>
           <w:tcPr>
-            <w:tcW w:w="1020" w:type="dxa"/>
+            <w:tcW w:w="1080" w:type="dxa"/>
             <w:tcBorders>
               <w:top w:val="none" w:sz="0" w:space="0" w:color="auto"/>
               <w:left w:val="none" w:sz="0" w:space="0" w:color="auto"/>
@@ -4568,7 +4568,7 @@
         </w:tc>
         <w:tc>
           <w:tcPr>
-            <w:tcW w:w="1020" w:type="dxa"/>
+            <w:tcW w:w="1080" w:type="dxa"/>
             <w:tcBorders>
               <w:top w:val="none" w:sz="0" w:space="0" w:color="auto"/>
               <w:left w:val="none" w:sz="0" w:space="0" w:color="auto"/>
@@ -4608,7 +4608,7 @@
         </w:trPr>
         <w:tc>
           <w:tcPr>
-            <w:tcW w:w="1247" w:type="dxa"/>
+            <w:tcW w:w="1296" w:type="dxa"/>
             <w:tcBorders>
               <w:top w:val="none" w:sz="0" w:space="0" w:color="auto"/>
               <w:left w:val="none" w:sz="0" w:space="0" w:color="auto"/>
@@ -4640,7 +4640,7 @@
         </w:tc>
         <w:tc>
           <w:tcPr>
-            <w:tcW w:w="4989" w:type="dxa"/>
+            <w:tcW w:w="5184" w:type="dxa"/>
             <w:tcBorders>
               <w:top w:val="none" w:sz="0" w:space="0" w:color="auto"/>
               <w:left w:val="none" w:sz="0" w:space="0" w:color="auto"/>
@@ -4672,7 +4672,7 @@
         </w:tc>
         <w:tc>
           <w:tcPr>
-            <w:tcW w:w="1361" w:type="dxa"/>
+            <w:tcW w:w="1440" w:type="dxa"/>
             <w:tcBorders>
               <w:top w:val="none" w:sz="0" w:space="0" w:color="auto"/>
               <w:left w:val="none" w:sz="0" w:space="0" w:color="auto"/>
@@ -4704,7 +4704,7 @@
         </w:tc>
         <w:tc>
           <w:tcPr>
-            <w:tcW w:w="1020" w:type="dxa"/>
+            <w:tcW w:w="1080" w:type="dxa"/>
             <w:tcBorders>
               <w:top w:val="none" w:sz="0" w:space="0" w:color="auto"/>
               <w:left w:val="none" w:sz="0" w:space="0" w:color="auto"/>
@@ -4737,7 +4737,7 @@
         </w:tc>
         <w:tc>
           <w:tcPr>
-            <w:tcW w:w="1020" w:type="dxa"/>
+            <w:tcW w:w="1080" w:type="dxa"/>
             <w:tcBorders>
               <w:top w:val="none" w:sz="0" w:space="0" w:color="auto"/>
               <w:left w:val="none" w:sz="0" w:space="0" w:color="auto"/>
@@ -4777,7 +4777,7 @@
         </w:trPr>
         <w:tc>
           <w:tcPr>
-            <w:tcW w:w="1247" w:type="dxa"/>
+            <w:tcW w:w="1296" w:type="dxa"/>
             <w:tcBorders>
               <w:top w:val="none" w:sz="0" w:space="0" w:color="auto"/>
               <w:left w:val="none" w:sz="0" w:space="0" w:color="auto"/>
@@ -4809,7 +4809,7 @@
         </w:tc>
         <w:tc>
           <w:tcPr>
-            <w:tcW w:w="4989" w:type="dxa"/>
+            <w:tcW w:w="5184" w:type="dxa"/>
             <w:tcBorders>
               <w:top w:val="none" w:sz="0" w:space="0" w:color="auto"/>
               <w:left w:val="none" w:sz="0" w:space="0" w:color="auto"/>
@@ -4841,7 +4841,7 @@
         </w:tc>
         <w:tc>
           <w:tcPr>
-            <w:tcW w:w="1361" w:type="dxa"/>
+            <w:tcW w:w="1440" w:type="dxa"/>
             <w:tcBorders>
               <w:top w:val="none" w:sz="0" w:space="0" w:color="auto"/>
               <w:left w:val="none" w:sz="0" w:space="0" w:color="auto"/>
@@ -4873,7 +4873,7 @@
         </w:tc>
         <w:tc>
           <w:tcPr>
-            <w:tcW w:w="1020" w:type="dxa"/>
+            <w:tcW w:w="1080" w:type="dxa"/>
             <w:tcBorders>
               <w:top w:val="none" w:sz="0" w:space="0" w:color="auto"/>
               <w:left w:val="none" w:sz="0" w:space="0" w:color="auto"/>
@@ -4906,7 +4906,7 @@
         </w:tc>
         <w:tc>
           <w:tcPr>
-            <w:tcW w:w="1020" w:type="dxa"/>
+            <w:tcW w:w="1080" w:type="dxa"/>
             <w:tcBorders>
               <w:top w:val="none" w:sz="0" w:space="0" w:color="auto"/>
               <w:left w:val="none" w:sz="0" w:space="0" w:color="auto"/>
@@ -4946,7 +4946,7 @@
         </w:trPr>
         <w:tc>
           <w:tcPr>
-            <w:tcW w:w="1247" w:type="dxa"/>
+            <w:tcW w:w="1296" w:type="dxa"/>
             <w:tcBorders>
               <w:top w:val="none" w:sz="0" w:space="0" w:color="auto"/>
               <w:left w:val="none" w:sz="0" w:space="0" w:color="auto"/>
@@ -4978,7 +4978,7 @@
         </w:tc>
         <w:tc>
           <w:tcPr>
-            <w:tcW w:w="4989" w:type="dxa"/>
+            <w:tcW w:w="5184" w:type="dxa"/>
             <w:tcBorders>
               <w:top w:val="none" w:sz="0" w:space="0" w:color="auto"/>
               <w:left w:val="none" w:sz="0" w:space="0" w:color="auto"/>
@@ -5010,7 +5010,7 @@
         </w:tc>
         <w:tc>
           <w:tcPr>
-            <w:tcW w:w="1361" w:type="dxa"/>
+            <w:tcW w:w="1440" w:type="dxa"/>
             <w:tcBorders>
               <w:top w:val="none" w:sz="0" w:space="0" w:color="auto"/>
               <w:left w:val="none" w:sz="0" w:space="0" w:color="auto"/>
@@ -5042,7 +5042,7 @@
         </w:tc>
         <w:tc>
           <w:tcPr>
-            <w:tcW w:w="1020" w:type="dxa"/>
+            <w:tcW w:w="1080" w:type="dxa"/>
             <w:tcBorders>
               <w:top w:val="none" w:sz="0" w:space="0" w:color="auto"/>
               <w:left w:val="none" w:sz="0" w:space="0" w:color="auto"/>
@@ -5075,7 +5075,7 @@
         </w:tc>
         <w:tc>
           <w:tcPr>
-            <w:tcW w:w="1020" w:type="dxa"/>
+            <w:tcW w:w="1080" w:type="dxa"/>
             <w:tcBorders>
               <w:top w:val="none" w:sz="0" w:space="0" w:color="auto"/>
               <w:left w:val="none" w:sz="0" w:space="0" w:color="auto"/>
@@ -5115,7 +5115,7 @@
         </w:trPr>
         <w:tc>
           <w:tcPr>
-            <w:tcW w:w="1247" w:type="dxa"/>
+            <w:tcW w:w="1296" w:type="dxa"/>
             <w:tcBorders>
               <w:top w:val="none" w:sz="0" w:space="0" w:color="auto"/>
               <w:left w:val="none" w:sz="0" w:space="0" w:color="auto"/>
@@ -5147,7 +5147,7 @@
         </w:tc>
         <w:tc>
           <w:tcPr>
-            <w:tcW w:w="4989" w:type="dxa"/>
+            <w:tcW w:w="5184" w:type="dxa"/>
             <w:tcBorders>
               <w:top w:val="none" w:sz="0" w:space="0" w:color="auto"/>
               <w:left w:val="none" w:sz="0" w:space="0" w:color="auto"/>
@@ -5179,7 +5179,7 @@
         </w:tc>
         <w:tc>
           <w:tcPr>
-            <w:tcW w:w="1361" w:type="dxa"/>
+            <w:tcW w:w="1440" w:type="dxa"/>
             <w:tcBorders>
               <w:top w:val="none" w:sz="0" w:space="0" w:color="auto"/>
               <w:left w:val="none" w:sz="0" w:space="0" w:color="auto"/>
@@ -5211,7 +5211,7 @@
         </w:tc>
         <w:tc>
           <w:tcPr>
-            <w:tcW w:w="1020" w:type="dxa"/>
+            <w:tcW w:w="1080" w:type="dxa"/>
             <w:tcBorders>
               <w:top w:val="none" w:sz="0" w:space="0" w:color="auto"/>
               <w:left w:val="none" w:sz="0" w:space="0" w:color="auto"/>
@@ -5244,7 +5244,7 @@
         </w:tc>
         <w:tc>
           <w:tcPr>
-            <w:tcW w:w="1020" w:type="dxa"/>
+            <w:tcW w:w="1080" w:type="dxa"/>
             <w:tcBorders>
               <w:top w:val="none" w:sz="0" w:space="0" w:color="auto"/>
               <w:left w:val="none" w:sz="0" w:space="0" w:color="auto"/>
@@ -5284,7 +5284,7 @@
         </w:trPr>
         <w:tc>
           <w:tcPr>
-            <w:tcW w:w="1247" w:type="dxa"/>
+            <w:tcW w:w="1296" w:type="dxa"/>
             <w:tcBorders>
               <w:top w:val="none" w:sz="0" w:space="0" w:color="auto"/>
               <w:left w:val="none" w:sz="0" w:space="0" w:color="auto"/>
@@ -5316,7 +5316,7 @@
         </w:tc>
         <w:tc>
           <w:tcPr>
-            <w:tcW w:w="4989" w:type="dxa"/>
+            <w:tcW w:w="5184" w:type="dxa"/>
             <w:tcBorders>
               <w:top w:val="none" w:sz="0" w:space="0" w:color="auto"/>
               <w:left w:val="none" w:sz="0" w:space="0" w:color="auto"/>
@@ -5348,7 +5348,7 @@
         </w:tc>
         <w:tc>
           <w:tcPr>
-            <w:tcW w:w="1361" w:type="dxa"/>
+            <w:tcW w:w="1440" w:type="dxa"/>
             <w:tcBorders>
               <w:top w:val="none" w:sz="0" w:space="0" w:color="auto"/>
               <w:left w:val="none" w:sz="0" w:space="0" w:color="auto"/>
@@ -5380,7 +5380,7 @@
         </w:tc>
         <w:tc>
           <w:tcPr>
-            <w:tcW w:w="1020" w:type="dxa"/>
+            <w:tcW w:w="1080" w:type="dxa"/>
             <w:tcBorders>
               <w:top w:val="none" w:sz="0" w:space="0" w:color="auto"/>
               <w:left w:val="none" w:sz="0" w:space="0" w:color="auto"/>
@@ -5413,7 +5413,7 @@
         </w:tc>
         <w:tc>
           <w:tcPr>
-            <w:tcW w:w="1020" w:type="dxa"/>
+            <w:tcW w:w="1080" w:type="dxa"/>
             <w:tcBorders>
               <w:top w:val="none" w:sz="0" w:space="0" w:color="auto"/>
               <w:left w:val="none" w:sz="0" w:space="0" w:color="auto"/>
@@ -5453,7 +5453,7 @@
         </w:trPr>
         <w:tc>
           <w:tcPr>
-            <w:tcW w:w="1247" w:type="dxa"/>
+            <w:tcW w:w="1296" w:type="dxa"/>
             <w:tcBorders>
               <w:top w:val="none" w:sz="0" w:space="0" w:color="auto"/>
               <w:left w:val="none" w:sz="0" w:space="0" w:color="auto"/>
@@ -5485,7 +5485,7 @@
         </w:tc>
         <w:tc>
           <w:tcPr>
-            <w:tcW w:w="4989" w:type="dxa"/>
+            <w:tcW w:w="5184" w:type="dxa"/>
             <w:tcBorders>
               <w:top w:val="none" w:sz="0" w:space="0" w:color="auto"/>
               <w:left w:val="none" w:sz="0" w:space="0" w:color="auto"/>
@@ -5517,7 +5517,7 @@
         </w:tc>
         <w:tc>
           <w:tcPr>
-            <w:tcW w:w="1361" w:type="dxa"/>
+            <w:tcW w:w="1440" w:type="dxa"/>
             <w:tcBorders>
               <w:top w:val="none" w:sz="0" w:space="0" w:color="auto"/>
               <w:left w:val="none" w:sz="0" w:space="0" w:color="auto"/>
@@ -5549,7 +5549,7 @@
         </w:tc>
         <w:tc>
           <w:tcPr>
-            <w:tcW w:w="1020" w:type="dxa"/>
+            <w:tcW w:w="1080" w:type="dxa"/>
             <w:tcBorders>
               <w:top w:val="none" w:sz="0" w:space="0" w:color="auto"/>
               <w:left w:val="none" w:sz="0" w:space="0" w:color="auto"/>
@@ -5582,7 +5582,7 @@
         </w:tc>
         <w:tc>
           <w:tcPr>
-            <w:tcW w:w="1020" w:type="dxa"/>
+            <w:tcW w:w="1080" w:type="dxa"/>
             <w:tcBorders>
               <w:top w:val="none" w:sz="0" w:space="0" w:color="auto"/>
               <w:left w:val="none" w:sz="0" w:space="0" w:color="auto"/>
@@ -5622,7 +5622,7 @@
         </w:trPr>
         <w:tc>
           <w:tcPr>
-            <w:tcW w:w="1247" w:type="dxa"/>
+            <w:tcW w:w="1296" w:type="dxa"/>
             <w:tcBorders>
               <w:top w:val="none" w:sz="0" w:space="0" w:color="auto"/>
               <w:left w:val="none" w:sz="0" w:space="0" w:color="auto"/>
@@ -5654,7 +5654,7 @@
         </w:tc>
         <w:tc>
           <w:tcPr>
-            <w:tcW w:w="4989" w:type="dxa"/>
+            <w:tcW w:w="5184" w:type="dxa"/>
             <w:tcBorders>
               <w:top w:val="none" w:sz="0" w:space="0" w:color="auto"/>
               <w:left w:val="none" w:sz="0" w:space="0" w:color="auto"/>
@@ -5686,7 +5686,7 @@
         </w:tc>
         <w:tc>
           <w:tcPr>
-            <w:tcW w:w="1361" w:type="dxa"/>
+            <w:tcW w:w="1440" w:type="dxa"/>
             <w:tcBorders>
               <w:top w:val="none" w:sz="0" w:space="0" w:color="auto"/>
               <w:left w:val="none" w:sz="0" w:space="0" w:color="auto"/>
@@ -5718,7 +5718,7 @@
         </w:tc>
         <w:tc>
           <w:tcPr>
-            <w:tcW w:w="1020" w:type="dxa"/>
+            <w:tcW w:w="1080" w:type="dxa"/>
             <w:tcBorders>
               <w:top w:val="none" w:sz="0" w:space="0" w:color="auto"/>
               <w:left w:val="none" w:sz="0" w:space="0" w:color="auto"/>
@@ -5751,7 +5751,7 @@
         </w:tc>
         <w:tc>
           <w:tcPr>
-            <w:tcW w:w="1020" w:type="dxa"/>
+            <w:tcW w:w="1080" w:type="dxa"/>
             <w:tcBorders>
               <w:top w:val="none" w:sz="0" w:space="0" w:color="auto"/>
               <w:left w:val="none" w:sz="0" w:space="0" w:color="auto"/>
@@ -5791,7 +5791,7 @@
         </w:trPr>
         <w:tc>
           <w:tcPr>
-            <w:tcW w:w="1247" w:type="dxa"/>
+            <w:tcW w:w="1296" w:type="dxa"/>
             <w:tcBorders>
               <w:top w:val="none" w:sz="0" w:space="0" w:color="auto"/>
               <w:left w:val="none" w:sz="0" w:space="0" w:color="auto"/>
@@ -5823,7 +5823,7 @@
         </w:tc>
         <w:tc>
           <w:tcPr>
-            <w:tcW w:w="4989" w:type="dxa"/>
+            <w:tcW w:w="5184" w:type="dxa"/>
             <w:tcBorders>
               <w:top w:val="none" w:sz="0" w:space="0" w:color="auto"/>
               <w:left w:val="none" w:sz="0" w:space="0" w:color="auto"/>
@@ -5855,7 +5855,7 @@
         </w:tc>
         <w:tc>
           <w:tcPr>
-            <w:tcW w:w="1361" w:type="dxa"/>
+            <w:tcW w:w="1440" w:type="dxa"/>
             <w:tcBorders>
               <w:top w:val="none" w:sz="0" w:space="0" w:color="auto"/>
               <w:left w:val="none" w:sz="0" w:space="0" w:color="auto"/>
@@ -5887,7 +5887,7 @@
         </w:tc>
         <w:tc>
           <w:tcPr>
-            <w:tcW w:w="1020" w:type="dxa"/>
+            <w:tcW w:w="1080" w:type="dxa"/>
             <w:tcBorders>
               <w:top w:val="none" w:sz="0" w:space="0" w:color="auto"/>
               <w:left w:val="none" w:sz="0" w:space="0" w:color="auto"/>
@@ -5920,7 +5920,7 @@
         </w:tc>
         <w:tc>
           <w:tcPr>
-            <w:tcW w:w="1020" w:type="dxa"/>
+            <w:tcW w:w="1080" w:type="dxa"/>
             <w:tcBorders>
               <w:top w:val="none" w:sz="0" w:space="0" w:color="auto"/>
               <w:left w:val="none" w:sz="0" w:space="0" w:color="auto"/>
@@ -5960,7 +5960,7 @@
         </w:trPr>
         <w:tc>
           <w:tcPr>
-            <w:tcW w:w="1247" w:type="dxa"/>
+            <w:tcW w:w="1296" w:type="dxa"/>
             <w:tcBorders>
               <w:top w:val="none" w:sz="0" w:space="0" w:color="auto"/>
               <w:left w:val="none" w:sz="0" w:space="0" w:color="auto"/>
@@ -5992,7 +5992,7 @@
         </w:tc>
         <w:tc>
           <w:tcPr>
-            <w:tcW w:w="4989" w:type="dxa"/>
+            <w:tcW w:w="5184" w:type="dxa"/>
             <w:tcBorders>
               <w:top w:val="none" w:sz="0" w:space="0" w:color="auto"/>
               <w:left w:val="none" w:sz="0" w:space="0" w:color="auto"/>
@@ -6024,7 +6024,7 @@
         </w:tc>
         <w:tc>
           <w:tcPr>
-            <w:tcW w:w="1361" w:type="dxa"/>
+            <w:tcW w:w="1440" w:type="dxa"/>
             <w:tcBorders>
               <w:top w:val="none" w:sz="0" w:space="0" w:color="auto"/>
               <w:left w:val="none" w:sz="0" w:space="0" w:color="auto"/>
@@ -6056,7 +6056,7 @@
         </w:tc>
         <w:tc>
           <w:tcPr>
-            <w:tcW w:w="1020" w:type="dxa"/>
+            <w:tcW w:w="1080" w:type="dxa"/>
             <w:tcBorders>
               <w:top w:val="none" w:sz="0" w:space="0" w:color="auto"/>
               <w:left w:val="none" w:sz="0" w:space="0" w:color="auto"/>
@@ -6089,7 +6089,7 @@
         </w:tc>
         <w:tc>
           <w:tcPr>
-            <w:tcW w:w="1020" w:type="dxa"/>
+            <w:tcW w:w="1080" w:type="dxa"/>
             <w:tcBorders>
               <w:top w:val="none" w:sz="0" w:space="0" w:color="auto"/>
               <w:left w:val="none" w:sz="0" w:space="0" w:color="auto"/>
@@ -6129,7 +6129,7 @@
         </w:trPr>
         <w:tc>
           <w:tcPr>
-            <w:tcW w:w="1247" w:type="dxa"/>
+            <w:tcW w:w="1296" w:type="dxa"/>
             <w:tcBorders>
               <w:top w:val="none" w:sz="0" w:space="0" w:color="auto"/>
               <w:left w:val="none" w:sz="0" w:space="0" w:color="auto"/>
@@ -6161,7 +6161,7 @@
         </w:tc>
         <w:tc>
           <w:tcPr>
-            <w:tcW w:w="4989" w:type="dxa"/>
+            <w:tcW w:w="5184" w:type="dxa"/>
             <w:tcBorders>
               <w:top w:val="none" w:sz="0" w:space="0" w:color="auto"/>
               <w:left w:val="none" w:sz="0" w:space="0" w:color="auto"/>
@@ -6193,7 +6193,7 @@
         </w:tc>
         <w:tc>
           <w:tcPr>
-            <w:tcW w:w="1361" w:type="dxa"/>
+            <w:tcW w:w="1440" w:type="dxa"/>
             <w:tcBorders>
               <w:top w:val="none" w:sz="0" w:space="0" w:color="auto"/>
               <w:left w:val="none" w:sz="0" w:space="0" w:color="auto"/>
@@ -6225,7 +6225,7 @@
         </w:tc>
         <w:tc>
           <w:tcPr>
-            <w:tcW w:w="1020" w:type="dxa"/>
+            <w:tcW w:w="1080" w:type="dxa"/>
             <w:tcBorders>
               <w:top w:val="none" w:sz="0" w:space="0" w:color="auto"/>
               <w:left w:val="none" w:sz="0" w:space="0" w:color="auto"/>
@@ -6258,7 +6258,7 @@
         </w:tc>
         <w:tc>
           <w:tcPr>
-            <w:tcW w:w="1020" w:type="dxa"/>
+            <w:tcW w:w="1080" w:type="dxa"/>
             <w:tcBorders>
               <w:top w:val="none" w:sz="0" w:space="0" w:color="auto"/>
               <w:left w:val="none" w:sz="0" w:space="0" w:color="auto"/>
@@ -6298,7 +6298,7 @@
         </w:trPr>
         <w:tc>
           <w:tcPr>
-            <w:tcW w:w="1247" w:type="dxa"/>
+            <w:tcW w:w="1296" w:type="dxa"/>
             <w:tcBorders>
               <w:top w:val="none" w:sz="0" w:space="0" w:color="auto"/>
               <w:left w:val="none" w:sz="0" w:space="0" w:color="auto"/>
@@ -6330,7 +6330,7 @@
         </w:tc>
         <w:tc>
           <w:tcPr>
-            <w:tcW w:w="4989" w:type="dxa"/>
+            <w:tcW w:w="5184" w:type="dxa"/>
             <w:tcBorders>
               <w:top w:val="none" w:sz="0" w:space="0" w:color="auto"/>
               <w:left w:val="none" w:sz="0" w:space="0" w:color="auto"/>
@@ -6362,7 +6362,7 @@
         </w:tc>
         <w:tc>
           <w:tcPr>
-            <w:tcW w:w="1361" w:type="dxa"/>
+            <w:tcW w:w="1440" w:type="dxa"/>
             <w:tcBorders>
               <w:top w:val="none" w:sz="0" w:space="0" w:color="auto"/>
               <w:left w:val="none" w:sz="0" w:space="0" w:color="auto"/>
@@ -6394,7 +6394,7 @@
         </w:tc>
         <w:tc>
           <w:tcPr>
-            <w:tcW w:w="1020" w:type="dxa"/>
+            <w:tcW w:w="1080" w:type="dxa"/>
             <w:tcBorders>
               <w:top w:val="none" w:sz="0" w:space="0" w:color="auto"/>
               <w:left w:val="none" w:sz="0" w:space="0" w:color="auto"/>
@@ -6427,7 +6427,7 @@
         </w:tc>
         <w:tc>
           <w:tcPr>
-            <w:tcW w:w="1020" w:type="dxa"/>
+            <w:tcW w:w="1080" w:type="dxa"/>
             <w:tcBorders>
               <w:top w:val="none" w:sz="0" w:space="0" w:color="auto"/>
               <w:left w:val="none" w:sz="0" w:space="0" w:color="auto"/>
@@ -6467,7 +6467,7 @@
         </w:trPr>
         <w:tc>
           <w:tcPr>
-            <w:tcW w:w="1247" w:type="dxa"/>
+            <w:tcW w:w="1296" w:type="dxa"/>
             <w:tcBorders>
               <w:top w:val="none" w:sz="0" w:space="0" w:color="auto"/>
               <w:left w:val="none" w:sz="0" w:space="0" w:color="auto"/>
@@ -6499,7 +6499,7 @@
         </w:tc>
         <w:tc>
           <w:tcPr>
-            <w:tcW w:w="4989" w:type="dxa"/>
+            <w:tcW w:w="5184" w:type="dxa"/>
             <w:tcBorders>
               <w:top w:val="none" w:sz="0" w:space="0" w:color="auto"/>
               <w:left w:val="none" w:sz="0" w:space="0" w:color="auto"/>
@@ -6531,7 +6531,7 @@
         </w:tc>
         <w:tc>
           <w:tcPr>
-            <w:tcW w:w="1361" w:type="dxa"/>
+            <w:tcW w:w="1440" w:type="dxa"/>
             <w:tcBorders>
               <w:top w:val="none" w:sz="0" w:space="0" w:color="auto"/>
               <w:left w:val="none" w:sz="0" w:space="0" w:color="auto"/>
@@ -6563,7 +6563,7 @@
         </w:tc>
         <w:tc>
           <w:tcPr>
-            <w:tcW w:w="1020" w:type="dxa"/>
+            <w:tcW w:w="1080" w:type="dxa"/>
             <w:tcBorders>
               <w:top w:val="none" w:sz="0" w:space="0" w:color="auto"/>
               <w:left w:val="none" w:sz="0" w:space="0" w:color="auto"/>
@@ -6596,7 +6596,7 @@
         </w:tc>
         <w:tc>
           <w:tcPr>
-            <w:tcW w:w="1020" w:type="dxa"/>
+            <w:tcW w:w="1080" w:type="dxa"/>
             <w:tcBorders>
               <w:top w:val="none" w:sz="0" w:space="0" w:color="auto"/>
               <w:left w:val="none" w:sz="0" w:space="0" w:color="auto"/>
@@ -6636,7 +6636,7 @@
         </w:trPr>
         <w:tc>
           <w:tcPr>
-            <w:tcW w:w="1247" w:type="dxa"/>
+            <w:tcW w:w="1296" w:type="dxa"/>
             <w:tcBorders>
               <w:top w:val="none" w:sz="0" w:space="0" w:color="auto"/>
               <w:left w:val="none" w:sz="0" w:space="0" w:color="auto"/>
@@ -6668,7 +6668,7 @@
         </w:tc>
         <w:tc>
           <w:tcPr>
-            <w:tcW w:w="4989" w:type="dxa"/>
+            <w:tcW w:w="5184" w:type="dxa"/>
             <w:tcBorders>
               <w:top w:val="none" w:sz="0" w:space="0" w:color="auto"/>
               <w:left w:val="none" w:sz="0" w:space="0" w:color="auto"/>
@@ -6700,7 +6700,7 @@
         </w:tc>
         <w:tc>
           <w:tcPr>
-            <w:tcW w:w="1361" w:type="dxa"/>
+            <w:tcW w:w="1440" w:type="dxa"/>
             <w:tcBorders>
               <w:top w:val="none" w:sz="0" w:space="0" w:color="auto"/>
               <w:left w:val="none" w:sz="0" w:space="0" w:color="auto"/>
@@ -6732,7 +6732,7 @@
         </w:tc>
         <w:tc>
           <w:tcPr>
-            <w:tcW w:w="1020" w:type="dxa"/>
+            <w:tcW w:w="1080" w:type="dxa"/>
             <w:tcBorders>
               <w:top w:val="none" w:sz="0" w:space="0" w:color="auto"/>
               <w:left w:val="none" w:sz="0" w:space="0" w:color="auto"/>
@@ -6765,7 +6765,7 @@
         </w:tc>
         <w:tc>
           <w:tcPr>
-            <w:tcW w:w="1020" w:type="dxa"/>
+            <w:tcW w:w="1080" w:type="dxa"/>
             <w:tcBorders>
               <w:top w:val="none" w:sz="0" w:space="0" w:color="auto"/>
               <w:left w:val="none" w:sz="0" w:space="0" w:color="auto"/>
@@ -6805,7 +6805,7 @@
         </w:trPr>
         <w:tc>
           <w:tcPr>
-            <w:tcW w:w="1247" w:type="dxa"/>
+            <w:tcW w:w="1296" w:type="dxa"/>
             <w:tcBorders>
               <w:top w:val="none" w:sz="0" w:space="0" w:color="auto"/>
               <w:left w:val="none" w:sz="0" w:space="0" w:color="auto"/>
@@ -6837,7 +6837,7 @@
         </w:tc>
         <w:tc>
           <w:tcPr>
-            <w:tcW w:w="4989" w:type="dxa"/>
+            <w:tcW w:w="5184" w:type="dxa"/>
             <w:tcBorders>
               <w:top w:val="none" w:sz="0" w:space="0" w:color="auto"/>
               <w:left w:val="none" w:sz="0" w:space="0" w:color="auto"/>
@@ -6869,7 +6869,7 @@
         </w:tc>
         <w:tc>
           <w:tcPr>
-            <w:tcW w:w="1361" w:type="dxa"/>
+            <w:tcW w:w="1440" w:type="dxa"/>
             <w:tcBorders>
               <w:top w:val="none" w:sz="0" w:space="0" w:color="auto"/>
               <w:left w:val="none" w:sz="0" w:space="0" w:color="auto"/>
@@ -6901,7 +6901,7 @@
         </w:tc>
         <w:tc>
           <w:tcPr>
-            <w:tcW w:w="1020" w:type="dxa"/>
+            <w:tcW w:w="1080" w:type="dxa"/>
             <w:tcBorders>
               <w:top w:val="none" w:sz="0" w:space="0" w:color="auto"/>
               <w:left w:val="none" w:sz="0" w:space="0" w:color="auto"/>
@@ -6934,7 +6934,7 @@
         </w:tc>
         <w:tc>
           <w:tcPr>
-            <w:tcW w:w="1020" w:type="dxa"/>
+            <w:tcW w:w="1080" w:type="dxa"/>
             <w:tcBorders>
               <w:top w:val="none" w:sz="0" w:space="0" w:color="auto"/>
               <w:left w:val="none" w:sz="0" w:space="0" w:color="auto"/>
@@ -6974,7 +6974,7 @@
         </w:trPr>
         <w:tc>
           <w:tcPr>
-            <w:tcW w:w="1247" w:type="dxa"/>
+            <w:tcW w:w="1296" w:type="dxa"/>
             <w:tcBorders>
               <w:top w:val="none" w:sz="0" w:space="0" w:color="auto"/>
               <w:left w:val="none" w:sz="0" w:space="0" w:color="auto"/>
@@ -7006,7 +7006,7 @@
         </w:tc>
         <w:tc>
           <w:tcPr>
-            <w:tcW w:w="4989" w:type="dxa"/>
+            <w:tcW w:w="5184" w:type="dxa"/>
             <w:tcBorders>
               <w:top w:val="none" w:sz="0" w:space="0" w:color="auto"/>
               <w:left w:val="none" w:sz="0" w:space="0" w:color="auto"/>
@@ -7038,7 +7038,7 @@
         </w:tc>
         <w:tc>
           <w:tcPr>
-            <w:tcW w:w="1361" w:type="dxa"/>
+            <w:tcW w:w="1440" w:type="dxa"/>
             <w:tcBorders>
               <w:top w:val="none" w:sz="0" w:space="0" w:color="auto"/>
               <w:left w:val="none" w:sz="0" w:space="0" w:color="auto"/>
@@ -7070,7 +7070,7 @@
         </w:tc>
         <w:tc>
           <w:tcPr>
-            <w:tcW w:w="1020" w:type="dxa"/>
+            <w:tcW w:w="1080" w:type="dxa"/>
             <w:tcBorders>
               <w:top w:val="none" w:sz="0" w:space="0" w:color="auto"/>
               <w:left w:val="none" w:sz="0" w:space="0" w:color="auto"/>
@@ -7103,7 +7103,7 @@
         </w:tc>
         <w:tc>
           <w:tcPr>
-            <w:tcW w:w="1020" w:type="dxa"/>
+            <w:tcW w:w="1080" w:type="dxa"/>
             <w:tcBorders>
               <w:top w:val="none" w:sz="0" w:space="0" w:color="auto"/>
               <w:left w:val="none" w:sz="0" w:space="0" w:color="auto"/>
@@ -7143,7 +7143,7 @@
         </w:trPr>
         <w:tc>
           <w:tcPr>
-            <w:tcW w:w="1247" w:type="dxa"/>
+            <w:tcW w:w="1296" w:type="dxa"/>
             <w:tcBorders>
               <w:top w:val="none" w:sz="0" w:space="0" w:color="auto"/>
               <w:left w:val="none" w:sz="0" w:space="0" w:color="auto"/>
@@ -7175,7 +7175,7 @@
         </w:tc>
         <w:tc>
           <w:tcPr>
-            <w:tcW w:w="4989" w:type="dxa"/>
+            <w:tcW w:w="5184" w:type="dxa"/>
             <w:tcBorders>
               <w:top w:val="none" w:sz="0" w:space="0" w:color="auto"/>
               <w:left w:val="none" w:sz="0" w:space="0" w:color="auto"/>
@@ -7207,7 +7207,7 @@
         </w:tc>
         <w:tc>
           <w:tcPr>
-            <w:tcW w:w="1361" w:type="dxa"/>
+            <w:tcW w:w="1440" w:type="dxa"/>
             <w:tcBorders>
               <w:top w:val="none" w:sz="0" w:space="0" w:color="auto"/>
               <w:left w:val="none" w:sz="0" w:space="0" w:color="auto"/>
@@ -7239,7 +7239,7 @@
         </w:tc>
         <w:tc>
           <w:tcPr>
-            <w:tcW w:w="1020" w:type="dxa"/>
+            <w:tcW w:w="1080" w:type="dxa"/>
             <w:tcBorders>
               <w:top w:val="none" w:sz="0" w:space="0" w:color="auto"/>
               <w:left w:val="none" w:sz="0" w:space="0" w:color="auto"/>
@@ -7272,7 +7272,7 @@
         </w:tc>
         <w:tc>
           <w:tcPr>
-            <w:tcW w:w="1020" w:type="dxa"/>
+            <w:tcW w:w="1080" w:type="dxa"/>
             <w:tcBorders>
               <w:top w:val="none" w:sz="0" w:space="0" w:color="auto"/>
               <w:left w:val="none" w:sz="0" w:space="0" w:color="auto"/>
@@ -7312,7 +7312,7 @@
         </w:trPr>
         <w:tc>
           <w:tcPr>
-            <w:tcW w:w="1247" w:type="dxa"/>
+            <w:tcW w:w="1296" w:type="dxa"/>
             <w:tcBorders>
               <w:top w:val="none" w:sz="0" w:space="0" w:color="auto"/>
               <w:left w:val="none" w:sz="0" w:space="0" w:color="auto"/>
@@ -7344,7 +7344,7 @@
         </w:tc>
         <w:tc>
           <w:tcPr>
-            <w:tcW w:w="4989" w:type="dxa"/>
+            <w:tcW w:w="5184" w:type="dxa"/>
             <w:tcBorders>
               <w:top w:val="none" w:sz="0" w:space="0" w:color="auto"/>
               <w:left w:val="none" w:sz="0" w:space="0" w:color="auto"/>
@@ -7376,7 +7376,7 @@
         </w:tc>
         <w:tc>
           <w:tcPr>
-            <w:tcW w:w="1361" w:type="dxa"/>
+            <w:tcW w:w="1440" w:type="dxa"/>
             <w:tcBorders>
               <w:top w:val="none" w:sz="0" w:space="0" w:color="auto"/>
               <w:left w:val="none" w:sz="0" w:space="0" w:color="auto"/>
@@ -7408,7 +7408,7 @@
         </w:tc>
         <w:tc>
           <w:tcPr>
-            <w:tcW w:w="1020" w:type="dxa"/>
+            <w:tcW w:w="1080" w:type="dxa"/>
             <w:tcBorders>
               <w:top w:val="none" w:sz="0" w:space="0" w:color="auto"/>
               <w:left w:val="none" w:sz="0" w:space="0" w:color="auto"/>
@@ -7441,7 +7441,7 @@
         </w:tc>
         <w:tc>
           <w:tcPr>
-            <w:tcW w:w="1020" w:type="dxa"/>
+            <w:tcW w:w="1080" w:type="dxa"/>
             <w:tcBorders>
               <w:top w:val="none" w:sz="0" w:space="0" w:color="auto"/>
               <w:left w:val="none" w:sz="0" w:space="0" w:color="auto"/>
@@ -7481,7 +7481,7 @@
         </w:trPr>
         <w:tc>
           <w:tcPr>
-            <w:tcW w:w="1247" w:type="dxa"/>
+            <w:tcW w:w="1296" w:type="dxa"/>
             <w:tcBorders>
               <w:top w:val="none" w:sz="0" w:space="0" w:color="auto"/>
               <w:left w:val="none" w:sz="0" w:space="0" w:color="auto"/>
@@ -7513,7 +7513,7 @@
         </w:tc>
         <w:tc>
           <w:tcPr>
-            <w:tcW w:w="4989" w:type="dxa"/>
+            <w:tcW w:w="5184" w:type="dxa"/>
             <w:tcBorders>
               <w:top w:val="none" w:sz="0" w:space="0" w:color="auto"/>
               <w:left w:val="none" w:sz="0" w:space="0" w:color="auto"/>
@@ -7545,7 +7545,7 @@
         </w:tc>
         <w:tc>
           <w:tcPr>
-            <w:tcW w:w="1361" w:type="dxa"/>
+            <w:tcW w:w="1440" w:type="dxa"/>
             <w:tcBorders>
               <w:top w:val="none" w:sz="0" w:space="0" w:color="auto"/>
               <w:left w:val="none" w:sz="0" w:space="0" w:color="auto"/>
@@ -7577,7 +7577,7 @@
         </w:tc>
         <w:tc>
           <w:tcPr>
-            <w:tcW w:w="1020" w:type="dxa"/>
+            <w:tcW w:w="1080" w:type="dxa"/>
             <w:tcBorders>
               <w:top w:val="none" w:sz="0" w:space="0" w:color="auto"/>
               <w:left w:val="none" w:sz="0" w:space="0" w:color="auto"/>
@@ -7610,7 +7610,7 @@
         </w:tc>
         <w:tc>
           <w:tcPr>
-            <w:tcW w:w="1020" w:type="dxa"/>
+            <w:tcW w:w="1080" w:type="dxa"/>
             <w:tcBorders>
               <w:top w:val="none" w:sz="0" w:space="0" w:color="auto"/>
               <w:left w:val="none" w:sz="0" w:space="0" w:color="auto"/>
@@ -7650,7 +7650,7 @@
         </w:trPr>
         <w:tc>
           <w:tcPr>
-            <w:tcW w:w="1247" w:type="dxa"/>
+            <w:tcW w:w="1296" w:type="dxa"/>
             <w:tcBorders>
               <w:top w:val="none" w:sz="0" w:space="0" w:color="auto"/>
               <w:left w:val="none" w:sz="0" w:space="0" w:color="auto"/>
@@ -7682,7 +7682,7 @@
         </w:tc>
         <w:tc>
           <w:tcPr>
-            <w:tcW w:w="4989" w:type="dxa"/>
+            <w:tcW w:w="5184" w:type="dxa"/>
             <w:tcBorders>
               <w:top w:val="none" w:sz="0" w:space="0" w:color="auto"/>
               <w:left w:val="none" w:sz="0" w:space="0" w:color="auto"/>
@@ -7714,7 +7714,7 @@
         </w:tc>
         <w:tc>
           <w:tcPr>
-            <w:tcW w:w="1361" w:type="dxa"/>
+            <w:tcW w:w="1440" w:type="dxa"/>
             <w:tcBorders>
               <w:top w:val="none" w:sz="0" w:space="0" w:color="auto"/>
               <w:left w:val="none" w:sz="0" w:space="0" w:color="auto"/>
@@ -7746,7 +7746,7 @@
         </w:tc>
         <w:tc>
           <w:tcPr>
-            <w:tcW w:w="1020" w:type="dxa"/>
+            <w:tcW w:w="1080" w:type="dxa"/>
             <w:tcBorders>
               <w:top w:val="none" w:sz="0" w:space="0" w:color="auto"/>
               <w:left w:val="none" w:sz="0" w:space="0" w:color="auto"/>
@@ -7779,7 +7779,7 @@
         </w:tc>
         <w:tc>
           <w:tcPr>
-            <w:tcW w:w="1020" w:type="dxa"/>
+            <w:tcW w:w="1080" w:type="dxa"/>
             <w:tcBorders>
               <w:top w:val="none" w:sz="0" w:space="0" w:color="auto"/>
               <w:left w:val="none" w:sz="0" w:space="0" w:color="auto"/>
@@ -7819,7 +7819,7 @@
         </w:trPr>
         <w:tc>
           <w:tcPr>
-            <w:tcW w:w="1247" w:type="dxa"/>
+            <w:tcW w:w="1296" w:type="dxa"/>
             <w:tcBorders>
               <w:top w:val="none" w:sz="0" w:space="0" w:color="auto"/>
               <w:left w:val="none" w:sz="0" w:space="0" w:color="auto"/>
@@ -7851,7 +7851,7 @@
         </w:tc>
         <w:tc>
           <w:tcPr>
-            <w:tcW w:w="4989" w:type="dxa"/>
+            <w:tcW w:w="5184" w:type="dxa"/>
             <w:tcBorders>
               <w:top w:val="none" w:sz="0" w:space="0" w:color="auto"/>
               <w:left w:val="none" w:sz="0" w:space="0" w:color="auto"/>
@@ -7883,7 +7883,7 @@
         </w:tc>
         <w:tc>
           <w:tcPr>
-            <w:tcW w:w="1361" w:type="dxa"/>
+            <w:tcW w:w="1440" w:type="dxa"/>
             <w:tcBorders>
               <w:top w:val="none" w:sz="0" w:space="0" w:color="auto"/>
               <w:left w:val="none" w:sz="0" w:space="0" w:color="auto"/>
@@ -7915,7 +7915,7 @@
         </w:tc>
         <w:tc>
           <w:tcPr>
-            <w:tcW w:w="1020" w:type="dxa"/>
+            <w:tcW w:w="1080" w:type="dxa"/>
             <w:tcBorders>
               <w:top w:val="none" w:sz="0" w:space="0" w:color="auto"/>
               <w:left w:val="none" w:sz="0" w:space="0" w:color="auto"/>
@@ -7948,7 +7948,7 @@
         </w:tc>
         <w:tc>
           <w:tcPr>
-            <w:tcW w:w="1020" w:type="dxa"/>
+            <w:tcW w:w="1080" w:type="dxa"/>
             <w:tcBorders>
               <w:top w:val="none" w:sz="0" w:space="0" w:color="auto"/>
               <w:left w:val="none" w:sz="0" w:space="0" w:color="auto"/>
@@ -7988,7 +7988,7 @@
         </w:trPr>
         <w:tc>
           <w:tcPr>
-            <w:tcW w:w="1247" w:type="dxa"/>
+            <w:tcW w:w="1296" w:type="dxa"/>
             <w:tcBorders>
               <w:top w:val="none" w:sz="0" w:space="0" w:color="auto"/>
               <w:left w:val="none" w:sz="0" w:space="0" w:color="auto"/>
@@ -8020,7 +8020,7 @@
         </w:tc>
         <w:tc>
           <w:tcPr>
-            <w:tcW w:w="4989" w:type="dxa"/>
+            <w:tcW w:w="5184" w:type="dxa"/>
             <w:tcBorders>
               <w:top w:val="none" w:sz="0" w:space="0" w:color="auto"/>
               <w:left w:val="none" w:sz="0" w:space="0" w:color="auto"/>
@@ -8052,7 +8052,7 @@
         </w:tc>
         <w:tc>
           <w:tcPr>
-            <w:tcW w:w="1361" w:type="dxa"/>
+            <w:tcW w:w="1440" w:type="dxa"/>
             <w:tcBorders>
               <w:top w:val="none" w:sz="0" w:space="0" w:color="auto"/>
               <w:left w:val="none" w:sz="0" w:space="0" w:color="auto"/>
@@ -8084,7 +8084,7 @@
         </w:tc>
         <w:tc>
           <w:tcPr>
-            <w:tcW w:w="1020" w:type="dxa"/>
+            <w:tcW w:w="1080" w:type="dxa"/>
             <w:tcBorders>
               <w:top w:val="none" w:sz="0" w:space="0" w:color="auto"/>
               <w:left w:val="none" w:sz="0" w:space="0" w:color="auto"/>
@@ -8117,7 +8117,7 @@
         </w:tc>
         <w:tc>
           <w:tcPr>
-            <w:tcW w:w="1020" w:type="dxa"/>
+            <w:tcW w:w="1080" w:type="dxa"/>
             <w:tcBorders>
               <w:top w:val="none" w:sz="0" w:space="0" w:color="auto"/>
               <w:left w:val="none" w:sz="0" w:space="0" w:color="auto"/>
@@ -8157,7 +8157,7 @@
         </w:trPr>
         <w:tc>
           <w:tcPr>
-            <w:tcW w:w="1247" w:type="dxa"/>
+            <w:tcW w:w="1296" w:type="dxa"/>
             <w:tcBorders>
               <w:top w:val="none" w:sz="0" w:space="0" w:color="auto"/>
               <w:left w:val="none" w:sz="0" w:space="0" w:color="auto"/>
@@ -8189,7 +8189,7 @@
         </w:tc>
         <w:tc>
           <w:tcPr>
-            <w:tcW w:w="4989" w:type="dxa"/>
+            <w:tcW w:w="5184" w:type="dxa"/>
             <w:tcBorders>
               <w:top w:val="none" w:sz="0" w:space="0" w:color="auto"/>
               <w:left w:val="none" w:sz="0" w:space="0" w:color="auto"/>
@@ -8221,7 +8221,7 @@
         </w:tc>
         <w:tc>
           <w:tcPr>
-            <w:tcW w:w="1361" w:type="dxa"/>
+            <w:tcW w:w="1440" w:type="dxa"/>
             <w:tcBorders>
               <w:top w:val="none" w:sz="0" w:space="0" w:color="auto"/>
               <w:left w:val="none" w:sz="0" w:space="0" w:color="auto"/>
@@ -8253,7 +8253,7 @@
         </w:tc>
         <w:tc>
           <w:tcPr>
-            <w:tcW w:w="1020" w:type="dxa"/>
+            <w:tcW w:w="1080" w:type="dxa"/>
             <w:tcBorders>
               <w:top w:val="none" w:sz="0" w:space="0" w:color="auto"/>
               <w:left w:val="none" w:sz="0" w:space="0" w:color="auto"/>
@@ -8286,7 +8286,7 @@
         </w:tc>
         <w:tc>
           <w:tcPr>
-            <w:tcW w:w="1020" w:type="dxa"/>
+            <w:tcW w:w="1080" w:type="dxa"/>
             <w:tcBorders>
               <w:top w:val="none" w:sz="0" w:space="0" w:color="auto"/>
               <w:left w:val="none" w:sz="0" w:space="0" w:color="auto"/>
@@ -8326,7 +8326,7 @@
         </w:trPr>
         <w:tc>
           <w:tcPr>
-            <w:tcW w:w="1247" w:type="dxa"/>
+            <w:tcW w:w="1296" w:type="dxa"/>
             <w:tcBorders>
               <w:top w:val="none" w:sz="0" w:space="0" w:color="auto"/>
               <w:left w:val="none" w:sz="0" w:space="0" w:color="auto"/>
@@ -8358,7 +8358,7 @@
         </w:tc>
         <w:tc>
           <w:tcPr>
-            <w:tcW w:w="4989" w:type="dxa"/>
+            <w:tcW w:w="5184" w:type="dxa"/>
             <w:tcBorders>
               <w:top w:val="none" w:sz="0" w:space="0" w:color="auto"/>
               <w:left w:val="none" w:sz="0" w:space="0" w:color="auto"/>
@@ -8390,7 +8390,7 @@
         </w:tc>
         <w:tc>
           <w:tcPr>
-            <w:tcW w:w="1361" w:type="dxa"/>
+            <w:tcW w:w="1440" w:type="dxa"/>
             <w:tcBorders>
               <w:top w:val="none" w:sz="0" w:space="0" w:color="auto"/>
               <w:left w:val="none" w:sz="0" w:space="0" w:color="auto"/>
@@ -8422,7 +8422,7 @@
         </w:tc>
         <w:tc>
           <w:tcPr>
-            <w:tcW w:w="1020" w:type="dxa"/>
+            <w:tcW w:w="1080" w:type="dxa"/>
             <w:tcBorders>
               <w:top w:val="none" w:sz="0" w:space="0" w:color="auto"/>
               <w:left w:val="none" w:sz="0" w:space="0" w:color="auto"/>
@@ -8455,7 +8455,7 @@
         </w:tc>
         <w:tc>
           <w:tcPr>
-            <w:tcW w:w="1020" w:type="dxa"/>
+            <w:tcW w:w="1080" w:type="dxa"/>
             <w:tcBorders>
               <w:top w:val="none" w:sz="0" w:space="0" w:color="auto"/>
               <w:left w:val="none" w:sz="0" w:space="0" w:color="auto"/>
@@ -8495,7 +8495,7 @@
         </w:trPr>
         <w:tc>
           <w:tcPr>
-            <w:tcW w:w="1247" w:type="dxa"/>
+            <w:tcW w:w="1296" w:type="dxa"/>
             <w:tcBorders>
               <w:top w:val="none" w:sz="0" w:space="0" w:color="auto"/>
               <w:left w:val="none" w:sz="0" w:space="0" w:color="auto"/>
@@ -8527,7 +8527,7 @@
         </w:tc>
         <w:tc>
           <w:tcPr>
-            <w:tcW w:w="4989" w:type="dxa"/>
+            <w:tcW w:w="5184" w:type="dxa"/>
             <w:tcBorders>
               <w:top w:val="none" w:sz="0" w:space="0" w:color="auto"/>
               <w:left w:val="none" w:sz="0" w:space="0" w:color="auto"/>
@@ -8559,7 +8559,7 @@
         </w:tc>
         <w:tc>
           <w:tcPr>
-            <w:tcW w:w="1361" w:type="dxa"/>
+            <w:tcW w:w="1440" w:type="dxa"/>
             <w:tcBorders>
               <w:top w:val="none" w:sz="0" w:space="0" w:color="auto"/>
               <w:left w:val="none" w:sz="0" w:space="0" w:color="auto"/>
@@ -8591,7 +8591,7 @@
         </w:tc>
         <w:tc>
           <w:tcPr>
-            <w:tcW w:w="1020" w:type="dxa"/>
+            <w:tcW w:w="1080" w:type="dxa"/>
             <w:tcBorders>
               <w:top w:val="none" w:sz="0" w:space="0" w:color="auto"/>
               <w:left w:val="none" w:sz="0" w:space="0" w:color="auto"/>
@@ -8624,7 +8624,7 @@
         </w:tc>
         <w:tc>
           <w:tcPr>
-            <w:tcW w:w="1020" w:type="dxa"/>
+            <w:tcW w:w="1080" w:type="dxa"/>
             <w:tcBorders>
               <w:top w:val="none" w:sz="0" w:space="0" w:color="auto"/>
               <w:left w:val="none" w:sz="0" w:space="0" w:color="auto"/>
@@ -8664,7 +8664,7 @@
         </w:trPr>
         <w:tc>
           <w:tcPr>
-            <w:tcW w:w="1247" w:type="dxa"/>
+            <w:tcW w:w="1296" w:type="dxa"/>
             <w:tcBorders>
               <w:top w:val="none" w:sz="0" w:space="0" w:color="auto"/>
               <w:left w:val="none" w:sz="0" w:space="0" w:color="auto"/>
@@ -8696,7 +8696,7 @@
         </w:tc>
         <w:tc>
           <w:tcPr>
-            <w:tcW w:w="4989" w:type="dxa"/>
+            <w:tcW w:w="5184" w:type="dxa"/>
             <w:tcBorders>
               <w:top w:val="none" w:sz="0" w:space="0" w:color="auto"/>
               <w:left w:val="none" w:sz="0" w:space="0" w:color="auto"/>
@@ -8728,7 +8728,7 @@
         </w:tc>
         <w:tc>
           <w:tcPr>
-            <w:tcW w:w="1361" w:type="dxa"/>
+            <w:tcW w:w="1440" w:type="dxa"/>
             <w:tcBorders>
               <w:top w:val="none" w:sz="0" w:space="0" w:color="auto"/>
               <w:left w:val="none" w:sz="0" w:space="0" w:color="auto"/>
@@ -8760,7 +8760,7 @@
         </w:tc>
         <w:tc>
           <w:tcPr>
-            <w:tcW w:w="1020" w:type="dxa"/>
+            <w:tcW w:w="1080" w:type="dxa"/>
             <w:tcBorders>
               <w:top w:val="none" w:sz="0" w:space="0" w:color="auto"/>
               <w:left w:val="none" w:sz="0" w:space="0" w:color="auto"/>
@@ -8793,7 +8793,7 @@
         </w:tc>
         <w:tc>
           <w:tcPr>
-            <w:tcW w:w="1020" w:type="dxa"/>
+            <w:tcW w:w="1080" w:type="dxa"/>
             <w:tcBorders>
               <w:top w:val="none" w:sz="0" w:space="0" w:color="auto"/>
               <w:left w:val="none" w:sz="0" w:space="0" w:color="auto"/>
@@ -8833,7 +8833,7 @@
         </w:trPr>
         <w:tc>
           <w:tcPr>
-            <w:tcW w:w="1247" w:type="dxa"/>
+            <w:tcW w:w="1296" w:type="dxa"/>
             <w:tcBorders>
               <w:top w:val="none" w:sz="0" w:space="0" w:color="auto"/>
               <w:left w:val="none" w:sz="0" w:space="0" w:color="auto"/>
@@ -8865,7 +8865,7 @@
         </w:tc>
         <w:tc>
           <w:tcPr>
-            <w:tcW w:w="4989" w:type="dxa"/>
+            <w:tcW w:w="5184" w:type="dxa"/>
             <w:tcBorders>
               <w:top w:val="none" w:sz="0" w:space="0" w:color="auto"/>
               <w:left w:val="none" w:sz="0" w:space="0" w:color="auto"/>
@@ -8897,7 +8897,7 @@
         </w:tc>
         <w:tc>
           <w:tcPr>
-            <w:tcW w:w="1361" w:type="dxa"/>
+            <w:tcW w:w="1440" w:type="dxa"/>
             <w:tcBorders>
               <w:top w:val="none" w:sz="0" w:space="0" w:color="auto"/>
               <w:left w:val="none" w:sz="0" w:space="0" w:color="auto"/>
@@ -8929,7 +8929,7 @@
         </w:tc>
         <w:tc>
           <w:tcPr>
-            <w:tcW w:w="1020" w:type="dxa"/>
+            <w:tcW w:w="1080" w:type="dxa"/>
             <w:tcBorders>
               <w:top w:val="none" w:sz="0" w:space="0" w:color="auto"/>
               <w:left w:val="none" w:sz="0" w:space="0" w:color="auto"/>
@@ -8962,7 +8962,7 @@
         </w:tc>
         <w:tc>
           <w:tcPr>
-            <w:tcW w:w="1020" w:type="dxa"/>
+            <w:tcW w:w="1080" w:type="dxa"/>
             <w:tcBorders>
               <w:top w:val="none" w:sz="0" w:space="0" w:color="auto"/>
               <w:left w:val="none" w:sz="0" w:space="0" w:color="auto"/>
@@ -9002,7 +9002,7 @@
         </w:trPr>
         <w:tc>
           <w:tcPr>
-            <w:tcW w:w="1247" w:type="dxa"/>
+            <w:tcW w:w="1296" w:type="dxa"/>
             <w:tcBorders>
               <w:top w:val="none" w:sz="0" w:space="0" w:color="auto"/>
               <w:left w:val="none" w:sz="0" w:space="0" w:color="auto"/>
@@ -9034,7 +9034,7 @@
         </w:tc>
         <w:tc>
           <w:tcPr>
-            <w:tcW w:w="4989" w:type="dxa"/>
+            <w:tcW w:w="5184" w:type="dxa"/>
             <w:tcBorders>
               <w:top w:val="none" w:sz="0" w:space="0" w:color="auto"/>
               <w:left w:val="none" w:sz="0" w:space="0" w:color="auto"/>
@@ -9066,7 +9066,7 @@
         </w:tc>
         <w:tc>
           <w:tcPr>
-            <w:tcW w:w="1361" w:type="dxa"/>
+            <w:tcW w:w="1440" w:type="dxa"/>
             <w:tcBorders>
               <w:top w:val="none" w:sz="0" w:space="0" w:color="auto"/>
               <w:left w:val="none" w:sz="0" w:space="0" w:color="auto"/>
@@ -9098,7 +9098,7 @@
         </w:tc>
         <w:tc>
           <w:tcPr>
-            <w:tcW w:w="1020" w:type="dxa"/>
+            <w:tcW w:w="1080" w:type="dxa"/>
             <w:tcBorders>
               <w:top w:val="none" w:sz="0" w:space="0" w:color="auto"/>
               <w:left w:val="none" w:sz="0" w:space="0" w:color="auto"/>
@@ -9131,7 +9131,7 @@
         </w:tc>
         <w:tc>
           <w:tcPr>
-            <w:tcW w:w="1020" w:type="dxa"/>
+            <w:tcW w:w="1080" w:type="dxa"/>
             <w:tcBorders>
               <w:top w:val="none" w:sz="0" w:space="0" w:color="auto"/>
               <w:left w:val="none" w:sz="0" w:space="0" w:color="auto"/>
@@ -9171,7 +9171,7 @@
         </w:trPr>
         <w:tc>
           <w:tcPr>
-            <w:tcW w:w="1247" w:type="dxa"/>
+            <w:tcW w:w="1296" w:type="dxa"/>
             <w:tcBorders>
               <w:top w:val="none" w:sz="0" w:space="0" w:color="auto"/>
               <w:left w:val="none" w:sz="0" w:space="0" w:color="auto"/>
@@ -9203,7 +9203,7 @@
         </w:tc>
         <w:tc>
           <w:tcPr>
-            <w:tcW w:w="4989" w:type="dxa"/>
+            <w:tcW w:w="5184" w:type="dxa"/>
             <w:tcBorders>
               <w:top w:val="none" w:sz="0" w:space="0" w:color="auto"/>
               <w:left w:val="none" w:sz="0" w:space="0" w:color="auto"/>
@@ -9235,7 +9235,7 @@
         </w:tc>
         <w:tc>
           <w:tcPr>
-            <w:tcW w:w="1361" w:type="dxa"/>
+            <w:tcW w:w="1440" w:type="dxa"/>
             <w:tcBorders>
               <w:top w:val="none" w:sz="0" w:space="0" w:color="auto"/>
               <w:left w:val="none" w:sz="0" w:space="0" w:color="auto"/>
@@ -9267,7 +9267,7 @@
         </w:tc>
         <w:tc>
           <w:tcPr>
-            <w:tcW w:w="1020" w:type="dxa"/>
+            <w:tcW w:w="1080" w:type="dxa"/>
             <w:tcBorders>
               <w:top w:val="none" w:sz="0" w:space="0" w:color="auto"/>
               <w:left w:val="none" w:sz="0" w:space="0" w:color="auto"/>
@@ -9300,7 +9300,7 @@
         </w:tc>
         <w:tc>
           <w:tcPr>
-            <w:tcW w:w="1020" w:type="dxa"/>
+            <w:tcW w:w="1080" w:type="dxa"/>
             <w:tcBorders>
               <w:top w:val="none" w:sz="0" w:space="0" w:color="auto"/>
               <w:left w:val="none" w:sz="0" w:space="0" w:color="auto"/>
@@ -9340,7 +9340,7 @@
         </w:trPr>
         <w:tc>
           <w:tcPr>
-            <w:tcW w:w="1247" w:type="dxa"/>
+            <w:tcW w:w="1296" w:type="dxa"/>
             <w:tcBorders>
               <w:top w:val="none" w:sz="0" w:space="0" w:color="auto"/>
               <w:left w:val="none" w:sz="0" w:space="0" w:color="auto"/>
@@ -9372,7 +9372,7 @@
         </w:tc>
         <w:tc>
           <w:tcPr>
-            <w:tcW w:w="4989" w:type="dxa"/>
+            <w:tcW w:w="5184" w:type="dxa"/>
             <w:tcBorders>
               <w:top w:val="none" w:sz="0" w:space="0" w:color="auto"/>
               <w:left w:val="none" w:sz="0" w:space="0" w:color="auto"/>
@@ -9404,7 +9404,7 @@
         </w:tc>
         <w:tc>
           <w:tcPr>
-            <w:tcW w:w="1361" w:type="dxa"/>
+            <w:tcW w:w="1440" w:type="dxa"/>
             <w:tcBorders>
               <w:top w:val="none" w:sz="0" w:space="0" w:color="auto"/>
               <w:left w:val="none" w:sz="0" w:space="0" w:color="auto"/>
@@ -9436,7 +9436,7 @@
         </w:tc>
         <w:tc>
           <w:tcPr>
-            <w:tcW w:w="1020" w:type="dxa"/>
+            <w:tcW w:w="1080" w:type="dxa"/>
             <w:tcBorders>
               <w:top w:val="none" w:sz="0" w:space="0" w:color="auto"/>
               <w:left w:val="none" w:sz="0" w:space="0" w:color="auto"/>
@@ -9469,7 +9469,7 @@
         </w:tc>
         <w:tc>
           <w:tcPr>
-            <w:tcW w:w="1020" w:type="dxa"/>
+            <w:tcW w:w="1080" w:type="dxa"/>
             <w:tcBorders>
               <w:top w:val="none" w:sz="0" w:space="0" w:color="auto"/>
               <w:left w:val="none" w:sz="0" w:space="0" w:color="auto"/>
@@ -9509,7 +9509,7 @@
         </w:trPr>
         <w:tc>
           <w:tcPr>
-            <w:tcW w:w="1247" w:type="dxa"/>
+            <w:tcW w:w="1296" w:type="dxa"/>
             <w:tcBorders>
               <w:top w:val="none" w:sz="0" w:space="0" w:color="auto"/>
               <w:left w:val="none" w:sz="0" w:space="0" w:color="auto"/>
@@ -9541,7 +9541,7 @@
         </w:tc>
         <w:tc>
           <w:tcPr>
-            <w:tcW w:w="4989" w:type="dxa"/>
+            <w:tcW w:w="5184" w:type="dxa"/>
             <w:tcBorders>
               <w:top w:val="none" w:sz="0" w:space="0" w:color="auto"/>
               <w:left w:val="none" w:sz="0" w:space="0" w:color="auto"/>
@@ -9573,7 +9573,7 @@
         </w:tc>
         <w:tc>
           <w:tcPr>
-            <w:tcW w:w="1361" w:type="dxa"/>
+            <w:tcW w:w="1440" w:type="dxa"/>
             <w:tcBorders>
               <w:top w:val="none" w:sz="0" w:space="0" w:color="auto"/>
               <w:left w:val="none" w:sz="0" w:space="0" w:color="auto"/>
@@ -9605,7 +9605,7 @@
         </w:tc>
         <w:tc>
           <w:tcPr>
-            <w:tcW w:w="1020" w:type="dxa"/>
+            <w:tcW w:w="1080" w:type="dxa"/>
             <w:tcBorders>
               <w:top w:val="none" w:sz="0" w:space="0" w:color="auto"/>
               <w:left w:val="none" w:sz="0" w:space="0" w:color="auto"/>
@@ -9638,7 +9638,7 @@
         </w:tc>
         <w:tc>
           <w:tcPr>
-            <w:tcW w:w="1020" w:type="dxa"/>
+            <w:tcW w:w="1080" w:type="dxa"/>
             <w:tcBorders>
               <w:top w:val="none" w:sz="0" w:space="0" w:color="auto"/>
               <w:left w:val="none" w:sz="0" w:space="0" w:color="auto"/>
@@ -9678,7 +9678,7 @@
         </w:trPr>
         <w:tc>
           <w:tcPr>
-            <w:tcW w:w="1247" w:type="dxa"/>
+            <w:tcW w:w="1296" w:type="dxa"/>
             <w:tcBorders>
               <w:top w:val="none" w:sz="0" w:space="0" w:color="auto"/>
               <w:left w:val="none" w:sz="0" w:space="0" w:color="auto"/>
@@ -9710,7 +9710,7 @@
         </w:tc>
         <w:tc>
           <w:tcPr>
-            <w:tcW w:w="4989" w:type="dxa"/>
+            <w:tcW w:w="5184" w:type="dxa"/>
             <w:tcBorders>
               <w:top w:val="none" w:sz="0" w:space="0" w:color="auto"/>
               <w:left w:val="none" w:sz="0" w:space="0" w:color="auto"/>
@@ -9742,7 +9742,7 @@
         </w:tc>
         <w:tc>
           <w:tcPr>
-            <w:tcW w:w="1361" w:type="dxa"/>
+            <w:tcW w:w="1440" w:type="dxa"/>
             <w:tcBorders>
               <w:top w:val="none" w:sz="0" w:space="0" w:color="auto"/>
               <w:left w:val="none" w:sz="0" w:space="0" w:color="auto"/>
@@ -9774,7 +9774,7 @@
         </w:tc>
         <w:tc>
           <w:tcPr>
-            <w:tcW w:w="1020" w:type="dxa"/>
+            <w:tcW w:w="1080" w:type="dxa"/>
             <w:tcBorders>
               <w:top w:val="none" w:sz="0" w:space="0" w:color="auto"/>
               <w:left w:val="none" w:sz="0" w:space="0" w:color="auto"/>
@@ -9807,7 +9807,7 @@
         </w:tc>
         <w:tc>
           <w:tcPr>
-            <w:tcW w:w="1020" w:type="dxa"/>
+            <w:tcW w:w="1080" w:type="dxa"/>
             <w:tcBorders>
               <w:top w:val="none" w:sz="0" w:space="0" w:color="auto"/>
               <w:left w:val="none" w:sz="0" w:space="0" w:color="auto"/>
@@ -9847,7 +9847,7 @@
         </w:trPr>
         <w:tc>
           <w:tcPr>
-            <w:tcW w:w="1247" w:type="dxa"/>
+            <w:tcW w:w="1296" w:type="dxa"/>
             <w:tcBorders>
               <w:top w:val="none" w:sz="0" w:space="0" w:color="auto"/>
               <w:left w:val="none" w:sz="0" w:space="0" w:color="auto"/>
@@ -9879,7 +9879,7 @@
         </w:tc>
         <w:tc>
           <w:tcPr>
-            <w:tcW w:w="4989" w:type="dxa"/>
+            <w:tcW w:w="5184" w:type="dxa"/>
             <w:tcBorders>
               <w:top w:val="none" w:sz="0" w:space="0" w:color="auto"/>
               <w:left w:val="none" w:sz="0" w:space="0" w:color="auto"/>
@@ -9911,7 +9911,7 @@
         </w:tc>
         <w:tc>
           <w:tcPr>
-            <w:tcW w:w="1361" w:type="dxa"/>
+            <w:tcW w:w="1440" w:type="dxa"/>
             <w:tcBorders>
               <w:top w:val="none" w:sz="0" w:space="0" w:color="auto"/>
               <w:left w:val="none" w:sz="0" w:space="0" w:color="auto"/>
@@ -9943,7 +9943,7 @@
         </w:tc>
         <w:tc>
           <w:tcPr>
-            <w:tcW w:w="1020" w:type="dxa"/>
+            <w:tcW w:w="1080" w:type="dxa"/>
             <w:tcBorders>
               <w:top w:val="none" w:sz="0" w:space="0" w:color="auto"/>
               <w:left w:val="none" w:sz="0" w:space="0" w:color="auto"/>
@@ -9976,7 +9976,7 @@
         </w:tc>
         <w:tc>
           <w:tcPr>
-            <w:tcW w:w="1020" w:type="dxa"/>
+            <w:tcW w:w="1080" w:type="dxa"/>
             <w:tcBorders>
               <w:top w:val="none" w:sz="0" w:space="0" w:color="auto"/>
               <w:left w:val="none" w:sz="0" w:space="0" w:color="auto"/>
@@ -10016,7 +10016,7 @@
         </w:trPr>
         <w:tc>
           <w:tcPr>
-            <w:tcW w:w="1247" w:type="dxa"/>
+            <w:tcW w:w="1296" w:type="dxa"/>
             <w:tcBorders>
               <w:top w:val="none" w:sz="0" w:space="0" w:color="auto"/>
               <w:left w:val="none" w:sz="0" w:space="0" w:color="auto"/>
@@ -10048,7 +10048,7 @@
         </w:tc>
         <w:tc>
           <w:tcPr>
-            <w:tcW w:w="4989" w:type="dxa"/>
+            <w:tcW w:w="5184" w:type="dxa"/>
             <w:tcBorders>
               <w:top w:val="none" w:sz="0" w:space="0" w:color="auto"/>
               <w:left w:val="none" w:sz="0" w:space="0" w:color="auto"/>
@@ -10080,7 +10080,7 @@
         </w:tc>
         <w:tc>
           <w:tcPr>
-            <w:tcW w:w="1361" w:type="dxa"/>
+            <w:tcW w:w="1440" w:type="dxa"/>
             <w:tcBorders>
               <w:top w:val="none" w:sz="0" w:space="0" w:color="auto"/>
               <w:left w:val="none" w:sz="0" w:space="0" w:color="auto"/>
@@ -10112,7 +10112,7 @@
         </w:tc>
         <w:tc>
           <w:tcPr>
-            <w:tcW w:w="1020" w:type="dxa"/>
+            <w:tcW w:w="1080" w:type="dxa"/>
             <w:tcBorders>
               <w:top w:val="none" w:sz="0" w:space="0" w:color="auto"/>
               <w:left w:val="none" w:sz="0" w:space="0" w:color="auto"/>
@@ -10145,7 +10145,7 @@
         </w:tc>
         <w:tc>
           <w:tcPr>
-            <w:tcW w:w="1020" w:type="dxa"/>
+            <w:tcW w:w="1080" w:type="dxa"/>
             <w:tcBorders>
               <w:top w:val="none" w:sz="0" w:space="0" w:color="auto"/>
               <w:left w:val="none" w:sz="0" w:space="0" w:color="auto"/>
@@ -10185,7 +10185,7 @@
         </w:trPr>
         <w:tc>
           <w:tcPr>
-            <w:tcW w:w="1247" w:type="dxa"/>
+            <w:tcW w:w="1296" w:type="dxa"/>
             <w:tcBorders>
               <w:top w:val="none" w:sz="0" w:space="0" w:color="auto"/>
               <w:left w:val="none" w:sz="0" w:space="0" w:color="auto"/>
@@ -10217,7 +10217,7 @@
         </w:tc>
         <w:tc>
           <w:tcPr>
-            <w:tcW w:w="4989" w:type="dxa"/>
+            <w:tcW w:w="5184" w:type="dxa"/>
             <w:tcBorders>
               <w:top w:val="none" w:sz="0" w:space="0" w:color="auto"/>
               <w:left w:val="none" w:sz="0" w:space="0" w:color="auto"/>
@@ -10249,7 +10249,7 @@
         </w:tc>
         <w:tc>
           <w:tcPr>
-            <w:tcW w:w="1361" w:type="dxa"/>
+            <w:tcW w:w="1440" w:type="dxa"/>
             <w:tcBorders>
               <w:top w:val="none" w:sz="0" w:space="0" w:color="auto"/>
               <w:left w:val="none" w:sz="0" w:space="0" w:color="auto"/>
@@ -10281,7 +10281,7 @@
         </w:tc>
         <w:tc>
           <w:tcPr>
-            <w:tcW w:w="1020" w:type="dxa"/>
+            <w:tcW w:w="1080" w:type="dxa"/>
             <w:tcBorders>
               <w:top w:val="none" w:sz="0" w:space="0" w:color="auto"/>
               <w:left w:val="none" w:sz="0" w:space="0" w:color="auto"/>
@@ -10314,7 +10314,7 @@
         </w:tc>
         <w:tc>
           <w:tcPr>
-            <w:tcW w:w="1020" w:type="dxa"/>
+            <w:tcW w:w="1080" w:type="dxa"/>
             <w:tcBorders>
               <w:top w:val="none" w:sz="0" w:space="0" w:color="auto"/>
               <w:left w:val="none" w:sz="0" w:space="0" w:color="auto"/>
@@ -10354,7 +10354,7 @@
         </w:trPr>
         <w:tc>
           <w:tcPr>
-            <w:tcW w:w="1247" w:type="dxa"/>
+            <w:tcW w:w="1296" w:type="dxa"/>
             <w:tcBorders>
               <w:top w:val="none" w:sz="0" w:space="0" w:color="auto"/>
               <w:left w:val="none" w:sz="0" w:space="0" w:color="auto"/>
@@ -10386,7 +10386,7 @@
         </w:tc>
         <w:tc>
           <w:tcPr>
-            <w:tcW w:w="4989" w:type="dxa"/>
+            <w:tcW w:w="5184" w:type="dxa"/>
             <w:tcBorders>
               <w:top w:val="none" w:sz="0" w:space="0" w:color="auto"/>
               <w:left w:val="none" w:sz="0" w:space="0" w:color="auto"/>
@@ -10418,7 +10418,7 @@
         </w:tc>
         <w:tc>
           <w:tcPr>
-            <w:tcW w:w="1361" w:type="dxa"/>
+            <w:tcW w:w="1440" w:type="dxa"/>
             <w:tcBorders>
               <w:top w:val="none" w:sz="0" w:space="0" w:color="auto"/>
               <w:left w:val="none" w:sz="0" w:space="0" w:color="auto"/>
@@ -10450,7 +10450,7 @@
         </w:tc>
         <w:tc>
           <w:tcPr>
-            <w:tcW w:w="1020" w:type="dxa"/>
+            <w:tcW w:w="1080" w:type="dxa"/>
             <w:tcBorders>
               <w:top w:val="none" w:sz="0" w:space="0" w:color="auto"/>
               <w:left w:val="none" w:sz="0" w:space="0" w:color="auto"/>
@@ -10483,7 +10483,7 @@
         </w:tc>
         <w:tc>
           <w:tcPr>
-            <w:tcW w:w="1020" w:type="dxa"/>
+            <w:tcW w:w="1080" w:type="dxa"/>
             <w:tcBorders>
               <w:top w:val="none" w:sz="0" w:space="0" w:color="auto"/>
               <w:left w:val="none" w:sz="0" w:space="0" w:color="auto"/>
@@ -10523,7 +10523,7 @@
         </w:trPr>
         <w:tc>
           <w:tcPr>
-            <w:tcW w:w="1247" w:type="dxa"/>
+            <w:tcW w:w="1296" w:type="dxa"/>
             <w:tcBorders>
               <w:top w:val="none" w:sz="0" w:space="0" w:color="auto"/>
               <w:left w:val="none" w:sz="0" w:space="0" w:color="auto"/>
@@ -10555,7 +10555,7 @@
         </w:tc>
         <w:tc>
           <w:tcPr>
-            <w:tcW w:w="4989" w:type="dxa"/>
+            <w:tcW w:w="5184" w:type="dxa"/>
             <w:tcBorders>
               <w:top w:val="none" w:sz="0" w:space="0" w:color="auto"/>
               <w:left w:val="none" w:sz="0" w:space="0" w:color="auto"/>
@@ -10587,7 +10587,7 @@
         </w:tc>
         <w:tc>
           <w:tcPr>
-            <w:tcW w:w="1361" w:type="dxa"/>
+            <w:tcW w:w="1440" w:type="dxa"/>
             <w:tcBorders>
               <w:top w:val="none" w:sz="0" w:space="0" w:color="auto"/>
               <w:left w:val="none" w:sz="0" w:space="0" w:color="auto"/>
@@ -10619,7 +10619,7 @@
         </w:tc>
         <w:tc>
           <w:tcPr>
-            <w:tcW w:w="1020" w:type="dxa"/>
+            <w:tcW w:w="1080" w:type="dxa"/>
             <w:tcBorders>
               <w:top w:val="none" w:sz="0" w:space="0" w:color="auto"/>
               <w:left w:val="none" w:sz="0" w:space="0" w:color="auto"/>
@@ -10652,7 +10652,7 @@
         </w:tc>
         <w:tc>
           <w:tcPr>
-            <w:tcW w:w="1020" w:type="dxa"/>
+            <w:tcW w:w="1080" w:type="dxa"/>
             <w:tcBorders>
               <w:top w:val="none" w:sz="0" w:space="0" w:color="auto"/>
               <w:left w:val="none" w:sz="0" w:space="0" w:color="auto"/>
@@ -10720,7 +10720,7 @@
     </w:p>
     <w:tbl>
       <w:tblPr>
-        <w:tblW w:w="9638" w:type="dxa"/>
+        <w:tblW w:w="10080" w:type="dxa"/>
         <w:tblBorders>
           <w:top w:val="none" w:sz="0" w:space="0" w:color="auto"/>
           <w:left w:val="none" w:sz="0" w:space="0" w:color="auto"/>
@@ -10738,7 +10738,7 @@
         </w:tblCellMar>
       </w:tblPr>
       <w:tblGrid>
-        <w:gridCol w:w="7813"/>
+        <w:gridCol w:w="8255"/>
         <w:gridCol w:w="1825"/>
       </w:tblGrid>
       <w:tr>
@@ -10747,7 +10747,7 @@
         </w:trPr>
         <w:tc>
           <w:tcPr>
-            <w:tcW w:w="7813" w:type="dxa"/>
+            <w:tcW w:w="8255" w:type="dxa"/>
             <w:shd w:val="clear" w:color="auto" w:fill="f8fafc"/>
             <w:tcMar>
               <w:top w:w="240" w:type="dxa"/>
@@ -10818,8 +10818,8 @@
     <w:sectPr>
       <w:headerReference w:type="default" r:id="rId1"/>
       <w:footerReference w:type="default" r:id="rId2"/>
-      <w:pgSz w:w="11906" w:h="16838" w:orient="portrait"/>
-      <w:pgMar w:top="1134" w:right="1134" w:bottom="1134" w:left="1134" w:header="1134" w:footer="1134" w:gutter="0"/>
+      <w:pgSz w:w="12240" w:h="15840" w:orient="portrait"/>
+      <w:pgMar w:top="1080" w:right="1080" w:bottom="1080" w:left="1080" w:header="1080" w:footer="1080" w:gutter="0"/>
     </w:sectPr>
   </w:body>
 </w:document>
@@ -10881,7 +10881,7 @@
 <w:hdr xmlns:w="http://schemas.openxmlformats.org/wordprocessingml/2006/main" xmlns:r="http://schemas.openxmlformats.org/officeDocument/2006/relationships" xmlns:wp="http://schemas.openxmlformats.org/drawingml/2006/wordprocessingDrawing" xmlns:a="http://schemas.openxmlformats.org/drawingml/2006/main" xmlns:pic="http://schemas.openxmlformats.org/drawingml/2006/picture" xmlns:v="urn:schemas-microsoft-com:vml" xmlns:o="urn:schemas-microsoft-com:office:office">
   <w:tbl>
     <w:tblPr>
-      <w:tblW w:w="9638" w:type="dxa"/>
+      <w:tblW w:w="10080" w:type="dxa"/>
       <w:tblBorders>
         <w:top w:val="none" w:sz="0" w:space="0" w:color="auto"/>
         <w:left w:val="none" w:sz="0" w:space="0" w:color="auto"/>
@@ -10900,7 +10900,7 @@
     </w:tblPr>
     <w:tblGrid>
       <w:gridCol w:w="3313"/>
-      <w:gridCol w:w="5269"/>
+      <w:gridCol w:w="5711"/>
       <w:gridCol w:w="1056"/>
     </w:tblGrid>
     <w:tr>
@@ -10928,7 +10928,7 @@
       </w:tc>
       <w:tc>
         <w:tcPr>
-          <w:tcW w:w="5269" w:type="dxa"/>
+          <w:tcW w:w="5711" w:type="dxa"/>
         </w:tcPr>
         <w:p>
           <w:pPr>

--- a/site/src/.vuepress/public/examples/transcript.docx
+++ b/site/src/.vuepress/public/examples/transcript.docx
@@ -10699,25 +10699,6 @@
         <w:t xml:space="preserve"/>
       </w:r>
     </w:p>
-    <w:p>
-      <w:pPr>
-        <w:pStyle w:val="Heading3"/>
-        <w:keepNext/>
-        <w:widowControl/>
-        <w:spacing w:after="340" w:line="278" w:lineRule="auto"/>
-      </w:pPr>
-      <w:r>
-        <w:rPr>
-          <w:rFonts w:ascii="Inter" w:hAnsi="Inter" w:cs="Inter"/>
-          <w:b/>
-          <w:bCs/>
-          <w:color w:val="0f172a"/>
-          <w:sz w:val="28"/>
-          <w:szCs w:val="28"/>
-        </w:rPr>
-        <w:t xml:space="preserve">Cumulative summary</w:t>
-      </w:r>
-    </w:p>
     <w:tbl>
       <w:tblPr>
         <w:tblW w:w="10080" w:type="dxa"/>
@@ -10738,8 +10719,7 @@
         </w:tblCellMar>
       </w:tblPr>
       <w:tblGrid>
-        <w:gridCol w:w="8255"/>
-        <w:gridCol w:w="1825"/>
+        <w:gridCol w:w="10080"/>
       </w:tblGrid>
       <w:tr>
         <w:trPr>
@@ -10747,46 +10727,21 @@
         </w:trPr>
         <w:tc>
           <w:tcPr>
-            <w:tcW w:w="8255" w:type="dxa"/>
+            <w:tcW w:w="10080" w:type="dxa"/>
             <w:shd w:val="clear" w:color="auto" w:fill="f8fafc"/>
             <w:tcMar>
               <w:top w:w="240" w:type="dxa"/>
               <w:left w:w="240" w:type="dxa"/>
               <w:bottom w:w="240" w:type="dxa"/>
-              <w:right w:w="0" w:type="dxa"/>
-            </w:tcMar>
-          </w:tcPr>
-          <w:p>
-            <w:pPr>
-              <w:widowControl/>
-              <w:spacing w:line="278" w:lineRule="auto"/>
-            </w:pPr>
-            <w:r>
-              <w:rPr>
-                <w:rFonts w:ascii="Inter" w:hAnsi="Inter" w:cs="Inter"/>
-                <w:color w:val="0f172a"/>
-                <w:sz w:val="20"/>
-                <w:szCs w:val="20"/>
-              </w:rPr>
-              <w:t xml:space="preserve">210 credits attempted, 671.3 quality points.</w:t>
-            </w:r>
-          </w:p>
-        </w:tc>
-        <w:tc>
-          <w:tcPr>
-            <w:tcW w:w="1825" w:type="dxa"/>
-            <w:shd w:val="clear" w:color="auto" w:fill="f8fafc"/>
-            <w:tcMar>
-              <w:top w:w="240" w:type="dxa"/>
-              <w:left w:w="0" w:type="dxa"/>
-              <w:bottom w:w="240" w:type="dxa"/>
               <w:right w:w="240" w:type="dxa"/>
             </w:tcMar>
           </w:tcPr>
           <w:p>
             <w:pPr>
-              <w:widowControl/>
-              <w:spacing w:line="278" w:lineRule="auto"/>
+              <w:pStyle w:val="Heading3"/>
+              <w:keepNext/>
+              <w:widowControl/>
+              <w:spacing w:after="220" w:line="278" w:lineRule="auto"/>
             </w:pPr>
             <w:r>
               <w:rPr>
@@ -10797,7 +10752,87 @@
                 <w:sz w:val="28"/>
                 <w:szCs w:val="28"/>
               </w:rPr>
-              <w:t xml:space="preserve">GPA 3.20</w:t>
+              <w:t xml:space="preserve">Cumulative summary</w:t>
+            </w:r>
+          </w:p>
+          <w:tbl>
+            <w:tblPr>
+              <w:tblW w:w="9600" w:type="dxa"/>
+              <w:tblBorders>
+                <w:top w:val="none" w:sz="0" w:space="0" w:color="auto"/>
+                <w:left w:val="none" w:sz="0" w:space="0" w:color="auto"/>
+                <w:bottom w:val="none" w:sz="0" w:space="0" w:color="auto"/>
+                <w:right w:val="none" w:sz="0" w:space="0" w:color="auto"/>
+                <w:insideH w:val="none" w:sz="0" w:space="0" w:color="auto"/>
+                <w:insideV w:val="none" w:sz="0" w:space="0" w:color="auto"/>
+              </w:tblBorders>
+              <w:tblLayout w:type="fixed"/>
+              <w:tblCellMar>
+                <w:top w:w="1" w:type="dxa"/>
+                <w:left w:w="0" w:type="dxa"/>
+                <w:bottom w:w="0" w:type="dxa"/>
+                <w:right w:w="0" w:type="dxa"/>
+              </w:tblCellMar>
+            </w:tblPr>
+            <w:tblGrid>
+              <w:gridCol w:w="8051"/>
+              <w:gridCol w:w="1549"/>
+            </w:tblGrid>
+            <w:tr>
+              <w:tc>
+                <w:tcPr>
+                  <w:tcW w:w="8051" w:type="dxa"/>
+                </w:tcPr>
+                <w:p>
+                  <w:pPr>
+                    <w:widowControl/>
+                    <w:spacing w:line="278" w:lineRule="auto"/>
+                  </w:pPr>
+                  <w:r>
+                    <w:rPr>
+                      <w:rFonts w:ascii="Inter" w:hAnsi="Inter" w:cs="Inter"/>
+                      <w:color w:val="0f172a"/>
+                      <w:sz w:val="20"/>
+                      <w:szCs w:val="20"/>
+                    </w:rPr>
+                    <w:t xml:space="preserve">210 credits attempted, 671.3 quality points.</w:t>
+                  </w:r>
+                </w:p>
+              </w:tc>
+              <w:tc>
+                <w:tcPr>
+                  <w:tcW w:w="1549" w:type="dxa"/>
+                </w:tcPr>
+                <w:p>
+                  <w:pPr>
+                    <w:widowControl/>
+                    <w:spacing w:line="278" w:lineRule="auto"/>
+                  </w:pPr>
+                  <w:r>
+                    <w:rPr>
+                      <w:rFonts w:ascii="Inter" w:hAnsi="Inter" w:cs="Inter"/>
+                      <w:b/>
+                      <w:bCs/>
+                      <w:color w:val="0f172a"/>
+                      <w:sz w:val="28"/>
+                      <w:szCs w:val="28"/>
+                    </w:rPr>
+                    <w:t xml:space="preserve">GPA 3.20</w:t>
+                  </w:r>
+                </w:p>
+              </w:tc>
+            </w:tr>
+          </w:tbl>
+          <w:p>
+            <w:pPr>
+              <w:spacing w:line="2" w:lineRule="exact"/>
+            </w:pPr>
+            <w:r>
+              <w:rPr>
+                <w:sz w:val="2"/>
+                <w:szCs w:val="2"/>
+              </w:rPr>
+              <w:t xml:space="preserve"/>
             </w:r>
           </w:p>
         </w:tc>
